--- a/交付/个人报告/03-组员二-软件项目设计报告.docx
+++ b/交付/个人报告/03-组员二-软件项目设计报告.docx
@@ -115,66 +115,17 @@
       </w:r>
     </w:p>
     <w:p>
-      <w:r>
-        <w:br w:type="page"/>
-      </w:r>
-    </w:p>
-    <w:p>
       <w:pPr>
+        <w:pStyle w:val="Heading1"/>
         <w:keepNext/>
+        <w:pageBreakBefore/>
         <w:spacing w:before="200" w:after="120"/>
       </w:pPr>
       <w:r>
         <w:rPr>
           <w:rFonts w:ascii="黑体" w:hAnsi="黑体" w:eastAsia="黑体"/>
           <w:b/>
-          <w:sz w:val="28"/>
-        </w:rPr>
-        <w:t>报告填写说明</w:t>
-      </w:r>
-    </w:p>
-    <w:p>
-      <w:pPr>
-        <w:spacing w:line="360" w:lineRule="auto" w:after="80"/>
-        <w:jc w:val="both"/>
-      </w:pPr>
-      <w:r>
-        <w:rPr>
-          <w:rFonts w:ascii="宋体" w:hAnsi="宋体" w:eastAsia="宋体"/>
-          <w:b w:val="0"/>
-          <w:sz w:val="22"/>
-        </w:rPr>
-        <w:t>本报告依据学校《软件项目设计报告2026年》模板和当前家庭理财系统源码生成。姓名、学号、专业班级和指导教师为占位符，提交前必须替换；个人实现章节按小组责任范围组织，成员应根据真实接手、修改和测试记录确认最终表述。</w:t>
-      </w:r>
-    </w:p>
-    <w:p>
-      <w:pPr>
-        <w:spacing w:line="360" w:lineRule="auto" w:after="80"/>
-        <w:jc w:val="both"/>
-      </w:pPr>
-      <w:r>
-        <w:rPr>
-          <w:rFonts w:ascii="宋体" w:hAnsi="宋体" w:eastAsia="宋体"/>
-          <w:b w:val="0"/>
-          <w:sz w:val="22"/>
-        </w:rPr>
-        <w:t>本报告对应角色：组员二；责任范围：Vue 应用、页面交互、统计图表、响应式与前端测试。</w:t>
-      </w:r>
-    </w:p>
-    <w:p>
-      <w:r>
-        <w:br w:type="page"/>
-      </w:r>
-    </w:p>
-    <w:p>
-      <w:pPr>
-        <w:keepNext/>
-        <w:spacing w:before="200" w:after="120"/>
-      </w:pPr>
-      <w:r>
-        <w:rPr>
-          <w:rFonts w:ascii="黑体" w:hAnsi="黑体" w:eastAsia="黑体"/>
-          <w:b/>
+          <w:color w:val="000000"/>
           <w:sz w:val="28"/>
         </w:rPr>
         <w:t>一、进度计划与可行性分析</w:t>
@@ -182,13 +133,16 @@
     </w:p>
     <w:p>
       <w:pPr>
+        <w:pStyle w:val="Heading2"/>
         <w:keepNext/>
+        <w:pageBreakBefore w:val="0"/>
         <w:spacing w:before="140" w:after="120"/>
       </w:pPr>
       <w:r>
         <w:rPr>
           <w:rFonts w:ascii="黑体" w:hAnsi="黑体" w:eastAsia="黑体"/>
           <w:b/>
+          <w:color w:val="000000"/>
           <w:sz w:val="24"/>
         </w:rPr>
         <w:t>1.1 项目进度计划</w:t>
@@ -216,6 +170,20 @@
         <w:jc w:val="center"/>
         <w:tblLayout w:type="fixed"/>
         <w:tblLook w:firstColumn="1" w:firstRow="1" w:lastColumn="0" w:lastRow="0" w:noHBand="0" w:noVBand="1" w:val="04A0"/>
+        <w:tblBorders>
+          <w:top w:val="single" w:sz="4" w:color="D9D9D9"/>
+          <w:left w:val="single" w:sz="4" w:color="D9D9D9"/>
+          <w:bottom w:val="single" w:sz="4" w:color="D9D9D9"/>
+          <w:right w:val="single" w:sz="4" w:color="D9D9D9"/>
+          <w:insideH w:val="single" w:sz="4" w:color="D9D9D9"/>
+          <w:insideV w:val="single" w:sz="4" w:color="D9D9D9"/>
+        </w:tblBorders>
+        <w:tblCellMar>
+          <w:top w:w="60" w:type="dxa"/>
+          <w:bottom w:w="60" w:type="dxa"/>
+          <w:left w:w="80" w:type="dxa"/>
+          <w:right w:w="80" w:type="dxa"/>
+        </w:tblCellMar>
       </w:tblPr>
       <w:tblGrid>
         <w:gridCol w:w="2209"/>
@@ -236,7 +204,9 @@
           </w:tcPr>
           <w:p>
             <w:pPr>
+              <w:spacing w:line="276" w:lineRule="auto" w:before="0" w:after="0"/>
               <w:jc w:val="center"/>
+              <w:snapToGrid w:val="0"/>
             </w:pPr>
             <w:r>
               <w:rPr>
@@ -256,7 +226,9 @@
           </w:tcPr>
           <w:p>
             <w:pPr>
+              <w:spacing w:line="276" w:lineRule="auto" w:before="0" w:after="0"/>
               <w:jc w:val="center"/>
+              <w:snapToGrid w:val="0"/>
             </w:pPr>
             <w:r>
               <w:rPr>
@@ -276,7 +248,9 @@
           </w:tcPr>
           <w:p>
             <w:pPr>
+              <w:spacing w:line="276" w:lineRule="auto" w:before="0" w:after="0"/>
               <w:jc w:val="center"/>
+              <w:snapToGrid w:val="0"/>
             </w:pPr>
             <w:r>
               <w:rPr>
@@ -296,7 +270,9 @@
           </w:tcPr>
           <w:p>
             <w:pPr>
+              <w:spacing w:line="276" w:lineRule="auto" w:before="0" w:after="0"/>
               <w:jc w:val="center"/>
+              <w:snapToGrid w:val="0"/>
             </w:pPr>
             <w:r>
               <w:rPr>
@@ -320,7 +296,8 @@
           </w:tcPr>
           <w:p>
             <w:pPr>
-              <w:spacing w:after="0"/>
+              <w:spacing w:after="0" w:line="276" w:lineRule="auto" w:before="0"/>
+              <w:snapToGrid w:val="0"/>
             </w:pPr>
             <w:r>
               <w:rPr>
@@ -338,7 +315,8 @@
           </w:tcPr>
           <w:p>
             <w:pPr>
-              <w:spacing w:after="0"/>
+              <w:spacing w:after="0" w:line="276" w:lineRule="auto" w:before="0"/>
+              <w:snapToGrid w:val="0"/>
             </w:pPr>
             <w:r>
               <w:rPr>
@@ -356,7 +334,8 @@
           </w:tcPr>
           <w:p>
             <w:pPr>
-              <w:spacing w:after="0"/>
+              <w:spacing w:after="0" w:line="276" w:lineRule="auto" w:before="0"/>
+              <w:snapToGrid w:val="0"/>
             </w:pPr>
             <w:r>
               <w:rPr>
@@ -374,7 +353,8 @@
           </w:tcPr>
           <w:p>
             <w:pPr>
-              <w:spacing w:after="0"/>
+              <w:spacing w:after="0" w:line="276" w:lineRule="auto" w:before="0"/>
+              <w:snapToGrid w:val="0"/>
             </w:pPr>
             <w:r>
               <w:rPr>
@@ -397,7 +377,8 @@
           </w:tcPr>
           <w:p>
             <w:pPr>
-              <w:spacing w:after="0"/>
+              <w:spacing w:after="0" w:line="276" w:lineRule="auto" w:before="0"/>
+              <w:snapToGrid w:val="0"/>
             </w:pPr>
             <w:r>
               <w:rPr>
@@ -415,14 +396,15 @@
           </w:tcPr>
           <w:p>
             <w:pPr>
-              <w:spacing w:after="0"/>
+              <w:spacing w:after="0" w:line="276" w:lineRule="auto" w:before="0"/>
+              <w:snapToGrid w:val="0"/>
             </w:pPr>
             <w:r>
               <w:rPr>
                 <w:rFonts w:ascii="宋体" w:hAnsi="宋体" w:eastAsia="宋体"/>
                 <w:sz w:val="19"/>
               </w:rPr>
-              <w:t>前后端骨架、四表迁移、配置样例</w:t>
+              <w:t>前后端骨架、八表迁移、配置样例</w:t>
             </w:r>
           </w:p>
         </w:tc>
@@ -433,14 +415,15 @@
           </w:tcPr>
           <w:p>
             <w:pPr>
-              <w:spacing w:after="0"/>
+              <w:spacing w:after="0" w:line="276" w:lineRule="auto" w:before="0"/>
+              <w:snapToGrid w:val="0"/>
             </w:pPr>
             <w:r>
               <w:rPr>
                 <w:rFonts w:ascii="宋体" w:hAnsi="宋体" w:eastAsia="宋体"/>
                 <w:sz w:val="19"/>
               </w:rPr>
-              <w:t>可启动工程、Flyway SQL</w:t>
+              <w:t>V1/V2 Flyway SQL</w:t>
             </w:r>
           </w:p>
         </w:tc>
@@ -451,7 +434,8 @@
           </w:tcPr>
           <w:p>
             <w:pPr>
-              <w:spacing w:after="0"/>
+              <w:spacing w:after="0" w:line="276" w:lineRule="auto" w:before="0"/>
+              <w:snapToGrid w:val="0"/>
             </w:pPr>
             <w:r>
               <w:rPr>
@@ -474,7 +458,8 @@
           </w:tcPr>
           <w:p>
             <w:pPr>
-              <w:spacing w:after="0"/>
+              <w:spacing w:after="0" w:line="276" w:lineRule="auto" w:before="0"/>
+              <w:snapToGrid w:val="0"/>
             </w:pPr>
             <w:r>
               <w:rPr>
@@ -492,7 +477,8 @@
           </w:tcPr>
           <w:p>
             <w:pPr>
-              <w:spacing w:after="0"/>
+              <w:spacing w:after="0" w:line="276" w:lineRule="auto" w:before="0"/>
+              <w:snapToGrid w:val="0"/>
             </w:pPr>
             <w:r>
               <w:rPr>
@@ -510,7 +496,8 @@
           </w:tcPr>
           <w:p>
             <w:pPr>
-              <w:spacing w:after="0"/>
+              <w:spacing w:after="0" w:line="276" w:lineRule="auto" w:before="0"/>
+              <w:snapToGrid w:val="0"/>
             </w:pPr>
             <w:r>
               <w:rPr>
@@ -528,7 +515,8 @@
           </w:tcPr>
           <w:p>
             <w:pPr>
-              <w:spacing w:after="0"/>
+              <w:spacing w:after="0" w:line="276" w:lineRule="auto" w:before="0"/>
+              <w:snapToGrid w:val="0"/>
             </w:pPr>
             <w:r>
               <w:rPr>
@@ -551,7 +539,8 @@
           </w:tcPr>
           <w:p>
             <w:pPr>
-              <w:spacing w:after="0"/>
+              <w:spacing w:after="0" w:line="276" w:lineRule="auto" w:before="0"/>
+              <w:snapToGrid w:val="0"/>
             </w:pPr>
             <w:r>
               <w:rPr>
@@ -569,7 +558,8 @@
           </w:tcPr>
           <w:p>
             <w:pPr>
-              <w:spacing w:after="0"/>
+              <w:spacing w:after="0" w:line="276" w:lineRule="auto" w:before="0"/>
+              <w:snapToGrid w:val="0"/>
             </w:pPr>
             <w:r>
               <w:rPr>
@@ -587,7 +577,8 @@
           </w:tcPr>
           <w:p>
             <w:pPr>
-              <w:spacing w:after="0"/>
+              <w:spacing w:after="0" w:line="276" w:lineRule="auto" w:before="0"/>
+              <w:snapToGrid w:val="0"/>
             </w:pPr>
             <w:r>
               <w:rPr>
@@ -605,7 +596,8 @@
           </w:tcPr>
           <w:p>
             <w:pPr>
-              <w:spacing w:after="0"/>
+              <w:spacing w:after="0" w:line="276" w:lineRule="auto" w:before="0"/>
+              <w:snapToGrid w:val="0"/>
             </w:pPr>
             <w:r>
               <w:rPr>
@@ -628,7 +620,8 @@
           </w:tcPr>
           <w:p>
             <w:pPr>
-              <w:spacing w:after="0"/>
+              <w:spacing w:after="0" w:line="276" w:lineRule="auto" w:before="0"/>
+              <w:snapToGrid w:val="0"/>
             </w:pPr>
             <w:r>
               <w:rPr>
@@ -646,7 +639,8 @@
           </w:tcPr>
           <w:p>
             <w:pPr>
-              <w:spacing w:after="0"/>
+              <w:spacing w:after="0" w:line="276" w:lineRule="auto" w:before="0"/>
+              <w:snapToGrid w:val="0"/>
             </w:pPr>
             <w:r>
               <w:rPr>
@@ -664,7 +658,8 @@
           </w:tcPr>
           <w:p>
             <w:pPr>
-              <w:spacing w:after="0"/>
+              <w:spacing w:after="0" w:line="276" w:lineRule="auto" w:before="0"/>
+              <w:snapToGrid w:val="0"/>
             </w:pPr>
             <w:r>
               <w:rPr>
@@ -682,7 +677,8 @@
           </w:tcPr>
           <w:p>
             <w:pPr>
-              <w:spacing w:after="0"/>
+              <w:spacing w:after="0" w:line="276" w:lineRule="auto" w:before="0"/>
+              <w:snapToGrid w:val="0"/>
             </w:pPr>
             <w:r>
               <w:rPr>
@@ -705,7 +701,89 @@
           </w:tcPr>
           <w:p>
             <w:pPr>
-              <w:spacing w:after="0"/>
+              <w:spacing w:after="0" w:line="276" w:lineRule="auto" w:before="0"/>
+              <w:snapToGrid w:val="0"/>
+            </w:pPr>
+            <w:r>
+              <w:rPr>
+                <w:rFonts w:ascii="宋体" w:hAnsi="宋体" w:eastAsia="宋体"/>
+                <w:sz w:val="19"/>
+              </w:rPr>
+              <w:t>理财扩展</w:t>
+            </w:r>
+          </w:p>
+        </w:tc>
+        <w:tc>
+          <w:tcPr>
+            <w:tcW w:type="dxa" w:w="2952"/>
+            <w:vAlign w:val="center"/>
+          </w:tcPr>
+          <w:p>
+            <w:pPr>
+              <w:spacing w:after="0" w:line="276" w:lineRule="auto" w:before="0"/>
+              <w:snapToGrid w:val="0"/>
+            </w:pPr>
+            <w:r>
+              <w:rPr>
+                <w:rFonts w:ascii="宋体" w:hAnsi="宋体" w:eastAsia="宋体"/>
+                <w:sz w:val="19"/>
+              </w:rPr>
+              <w:t>预算、周期记账、CSV、审计</w:t>
+            </w:r>
+          </w:p>
+        </w:tc>
+        <w:tc>
+          <w:tcPr>
+            <w:tcW w:type="dxa" w:w="2664"/>
+            <w:vAlign w:val="center"/>
+          </w:tcPr>
+          <w:p>
+            <w:pPr>
+              <w:spacing w:after="0" w:line="276" w:lineRule="auto" w:before="0"/>
+              <w:snapToGrid w:val="0"/>
+            </w:pPr>
+            <w:r>
+              <w:rPr>
+                <w:rFonts w:ascii="宋体" w:hAnsi="宋体" w:eastAsia="宋体"/>
+                <w:sz w:val="19"/>
+              </w:rPr>
+              <w:t>新增服务和业务页面</w:t>
+            </w:r>
+          </w:p>
+        </w:tc>
+        <w:tc>
+          <w:tcPr>
+            <w:tcW w:type="dxa" w:w="1296"/>
+            <w:vAlign w:val="center"/>
+          </w:tcPr>
+          <w:p>
+            <w:pPr>
+              <w:spacing w:after="0" w:line="276" w:lineRule="auto" w:before="0"/>
+              <w:snapToGrid w:val="0"/>
+            </w:pPr>
+            <w:r>
+              <w:rPr>
+                <w:rFonts w:ascii="宋体" w:hAnsi="宋体" w:eastAsia="宋体"/>
+                <w:sz w:val="19"/>
+              </w:rPr>
+              <w:t>完成</w:t>
+            </w:r>
+          </w:p>
+        </w:tc>
+      </w:tr>
+      <w:tr>
+        <w:trPr>
+          <w:cantSplit/>
+        </w:trPr>
+        <w:tc>
+          <w:tcPr>
+            <w:tcW w:type="dxa" w:w="1512"/>
+            <w:vAlign w:val="center"/>
+          </w:tcPr>
+          <w:p>
+            <w:pPr>
+              <w:spacing w:after="0" w:line="276" w:lineRule="auto" w:before="0"/>
+              <w:snapToGrid w:val="0"/>
             </w:pPr>
             <w:r>
               <w:rPr>
@@ -723,14 +801,15 @@
           </w:tcPr>
           <w:p>
             <w:pPr>
-              <w:spacing w:after="0"/>
+              <w:spacing w:after="0" w:line="276" w:lineRule="auto" w:before="0"/>
+              <w:snapToGrid w:val="0"/>
             </w:pPr>
             <w:r>
               <w:rPr>
                 <w:rFonts w:ascii="宋体" w:hAnsi="宋体" w:eastAsia="宋体"/>
                 <w:sz w:val="19"/>
               </w:rPr>
-              <w:t>门禁、浏览器验收、文档和截图</w:t>
+              <w:t>门禁证据、真实截图、报告同步</w:t>
             </w:r>
           </w:p>
         </w:tc>
@@ -741,14 +820,15 @@
           </w:tcPr>
           <w:p>
             <w:pPr>
-              <w:spacing w:after="0"/>
+              <w:spacing w:after="0" w:line="276" w:lineRule="auto" w:before="0"/>
+              <w:snapToGrid w:val="0"/>
             </w:pPr>
             <w:r>
               <w:rPr>
                 <w:rFonts w:ascii="宋体" w:hAnsi="宋体" w:eastAsia="宋体"/>
                 <w:sz w:val="19"/>
               </w:rPr>
-              <w:t>验收记录与个人报告</w:t>
+              <w:t>当前版本报告材料</w:t>
             </w:r>
           </w:p>
         </w:tc>
@@ -759,14 +839,15 @@
           </w:tcPr>
           <w:p>
             <w:pPr>
-              <w:spacing w:after="0"/>
+              <w:spacing w:after="0" w:line="276" w:lineRule="auto" w:before="0"/>
+              <w:snapToGrid w:val="0"/>
             </w:pPr>
             <w:r>
               <w:rPr>
                 <w:rFonts w:ascii="宋体" w:hAnsi="宋体" w:eastAsia="宋体"/>
                 <w:sz w:val="19"/>
               </w:rPr>
-              <w:t>进行中</w:t>
+              <w:t>待个人确认</w:t>
             </w:r>
           </w:p>
         </w:tc>
@@ -779,16 +860,19 @@
     </w:p>
     <w:p>
       <w:pPr>
+        <w:pStyle w:val="Heading2"/>
         <w:keepNext/>
+        <w:pageBreakBefore w:val="0"/>
         <w:spacing w:before="140" w:after="120"/>
       </w:pPr>
       <w:r>
         <w:rPr>
           <w:rFonts w:ascii="黑体" w:hAnsi="黑体" w:eastAsia="黑体"/>
           <w:b/>
+          <w:color w:val="000000"/>
           <w:sz w:val="24"/>
         </w:rPr>
-        <w:t>1.2 本人责任范围</w:t>
+        <w:t>1.2 模块责任范围</w:t>
       </w:r>
     </w:p>
     <w:p>
@@ -803,7 +887,7 @@
           <w:b w:val="0"/>
           <w:sz w:val="22"/>
         </w:rPr>
-        <w:t>本人在小组中担任组员二，主要负责Vue 应用、页面交互、统计图表、响应式与前端测试。具体任务如下：</w:t>
+        <w:t>组员二报告的模块范围为Vue 应用、页面交互、统计图表、响应式与前端测试。下表为责任划分，提交前应根据实际参与记录确认个人贡献。</w:t>
       </w:r>
     </w:p>
     <w:tbl>
@@ -813,6 +897,20 @@
         <w:jc w:val="center"/>
         <w:tblLayout w:type="fixed"/>
         <w:tblLook w:firstColumn="1" w:firstRow="1" w:lastColumn="0" w:lastRow="0" w:noHBand="0" w:noVBand="1" w:val="04A0"/>
+        <w:tblBorders>
+          <w:top w:val="single" w:sz="4" w:color="D9D9D9"/>
+          <w:left w:val="single" w:sz="4" w:color="D9D9D9"/>
+          <w:bottom w:val="single" w:sz="4" w:color="D9D9D9"/>
+          <w:right w:val="single" w:sz="4" w:color="D9D9D9"/>
+          <w:insideH w:val="single" w:sz="4" w:color="D9D9D9"/>
+          <w:insideV w:val="single" w:sz="4" w:color="D9D9D9"/>
+        </w:tblBorders>
+        <w:tblCellMar>
+          <w:top w:w="60" w:type="dxa"/>
+          <w:bottom w:w="60" w:type="dxa"/>
+          <w:left w:w="80" w:type="dxa"/>
+          <w:right w:w="80" w:type="dxa"/>
+        </w:tblCellMar>
       </w:tblPr>
       <w:tblGrid>
         <w:gridCol w:w="4419"/>
@@ -831,7 +929,9 @@
           </w:tcPr>
           <w:p>
             <w:pPr>
+              <w:spacing w:line="276" w:lineRule="auto" w:before="0" w:after="0"/>
               <w:jc w:val="center"/>
+              <w:snapToGrid w:val="0"/>
             </w:pPr>
             <w:r>
               <w:rPr>
@@ -851,7 +951,9 @@
           </w:tcPr>
           <w:p>
             <w:pPr>
+              <w:spacing w:line="276" w:lineRule="auto" w:before="0" w:after="0"/>
               <w:jc w:val="center"/>
+              <w:snapToGrid w:val="0"/>
             </w:pPr>
             <w:r>
               <w:rPr>
@@ -875,7 +977,8 @@
           </w:tcPr>
           <w:p>
             <w:pPr>
-              <w:spacing w:after="0"/>
+              <w:spacing w:after="0" w:line="276" w:lineRule="auto" w:before="0"/>
+              <w:snapToGrid w:val="0"/>
             </w:pPr>
             <w:r>
               <w:rPr>
@@ -893,7 +996,8 @@
           </w:tcPr>
           <w:p>
             <w:pPr>
-              <w:spacing w:after="0"/>
+              <w:spacing w:after="0" w:line="276" w:lineRule="auto" w:before="0"/>
+              <w:snapToGrid w:val="0"/>
             </w:pPr>
             <w:r>
               <w:rPr>
@@ -916,7 +1020,8 @@
           </w:tcPr>
           <w:p>
             <w:pPr>
-              <w:spacing w:after="0"/>
+              <w:spacing w:after="0" w:line="276" w:lineRule="auto" w:before="0"/>
+              <w:snapToGrid w:val="0"/>
             </w:pPr>
             <w:r>
               <w:rPr>
@@ -934,7 +1039,8 @@
           </w:tcPr>
           <w:p>
             <w:pPr>
-              <w:spacing w:after="0"/>
+              <w:spacing w:after="0" w:line="276" w:lineRule="auto" w:before="0"/>
+              <w:snapToGrid w:val="0"/>
             </w:pPr>
             <w:r>
               <w:rPr>
@@ -957,7 +1063,8 @@
           </w:tcPr>
           <w:p>
             <w:pPr>
-              <w:spacing w:after="0"/>
+              <w:spacing w:after="0" w:line="276" w:lineRule="auto" w:before="0"/>
+              <w:snapToGrid w:val="0"/>
             </w:pPr>
             <w:r>
               <w:rPr>
@@ -975,14 +1082,15 @@
           </w:tcPr>
           <w:p>
             <w:pPr>
-              <w:spacing w:after="0"/>
+              <w:spacing w:after="0" w:line="276" w:lineRule="auto" w:before="0"/>
+              <w:snapToGrid w:val="0"/>
             </w:pPr>
             <w:r>
               <w:rPr>
                 <w:rFonts w:ascii="宋体" w:hAnsi="宋体" w:eastAsia="宋体"/>
                 <w:sz w:val="19"/>
               </w:rPr>
-              <w:t>仪表盘、流水、成员、分类和个人资料页面</w:t>
+              <w:t>仪表盘、流水、预算、周期记账、日志、成员、分类与资料</w:t>
             </w:r>
           </w:p>
         </w:tc>
@@ -998,7 +1106,8 @@
           </w:tcPr>
           <w:p>
             <w:pPr>
-              <w:spacing w:after="0"/>
+              <w:spacing w:after="0" w:line="276" w:lineRule="auto" w:before="0"/>
+              <w:snapToGrid w:val="0"/>
             </w:pPr>
             <w:r>
               <w:rPr>
@@ -1016,7 +1125,8 @@
           </w:tcPr>
           <w:p>
             <w:pPr>
-              <w:spacing w:after="0"/>
+              <w:spacing w:after="0" w:line="276" w:lineRule="auto" w:before="0"/>
+              <w:snapToGrid w:val="0"/>
             </w:pPr>
             <w:r>
               <w:rPr>
@@ -1039,7 +1149,8 @@
           </w:tcPr>
           <w:p>
             <w:pPr>
-              <w:spacing w:after="0"/>
+              <w:spacing w:after="0" w:line="276" w:lineRule="auto" w:before="0"/>
+              <w:snapToGrid w:val="0"/>
             </w:pPr>
             <w:r>
               <w:rPr>
@@ -1057,7 +1168,8 @@
           </w:tcPr>
           <w:p>
             <w:pPr>
-              <w:spacing w:after="0"/>
+              <w:spacing w:after="0" w:line="276" w:lineRule="auto" w:before="0"/>
+              <w:snapToGrid w:val="0"/>
             </w:pPr>
             <w:r>
               <w:rPr>
@@ -1077,13 +1189,16 @@
     </w:p>
     <w:p>
       <w:pPr>
+        <w:pStyle w:val="Heading2"/>
         <w:keepNext/>
+        <w:pageBreakBefore w:val="0"/>
         <w:spacing w:before="140" w:after="120"/>
       </w:pPr>
       <w:r>
         <w:rPr>
           <w:rFonts w:ascii="黑体" w:hAnsi="黑体" w:eastAsia="黑体"/>
           <w:b/>
+          <w:color w:val="000000"/>
           <w:sz w:val="24"/>
         </w:rPr>
         <w:t>1.3 可行性分析</w:t>
@@ -1151,16 +1266,19 @@
     </w:p>
     <w:p>
       <w:pPr>
+        <w:pStyle w:val="Heading2"/>
         <w:keepNext/>
+        <w:pageBreakBefore w:val="0"/>
         <w:spacing w:before="140" w:after="120"/>
       </w:pPr>
       <w:r>
         <w:rPr>
           <w:rFonts w:ascii="黑体" w:hAnsi="黑体" w:eastAsia="黑体"/>
           <w:b/>
+          <w:color w:val="000000"/>
           <w:sz w:val="24"/>
         </w:rPr>
-        <w:t>1.4 技术现状与趋势</w:t>
+        <w:t>1.4 技术取舍</w:t>
       </w:r>
     </w:p>
     <w:p>
@@ -1175,23 +1293,21 @@
           <w:b w:val="0"/>
           <w:sz w:val="22"/>
         </w:rPr>
-        <w:t>当前 Web 管理类系统普遍采用前后端分离、组件化界面、服务端统一鉴权和自动化构建。家庭记账类应用的发展重点从单纯流水记录转向多成员协作、可视化统计、隐私隔离和移动端体验。本课设选择其中最能体现软件工程能力的身份、权限、CRUD、统计和响应式功能，不接入真实金融账户。</w:t>
-      </w:r>
-    </w:p>
-    <w:p>
-      <w:r>
-        <w:br w:type="page"/>
+        <w:t>本项目选择前后端分离、组件化界面、服务端鉴权和自动化构建。核心功能覆盖家庭协作、权限隔离、流水与统计，扩展功能补充预算计划、批量数据交换和重复记账。仍采用单体后端与关系数据库，不接入真实金融账户，不引入没有当前需求的微服务和消息队列。</w:t>
       </w:r>
     </w:p>
     <w:p>
       <w:pPr>
+        <w:pStyle w:val="Heading1"/>
         <w:keepNext/>
+        <w:pageBreakBefore w:val="0"/>
         <w:spacing w:before="200" w:after="120"/>
       </w:pPr>
       <w:r>
         <w:rPr>
           <w:rFonts w:ascii="黑体" w:hAnsi="黑体" w:eastAsia="黑体"/>
           <w:b/>
+          <w:color w:val="000000"/>
           <w:sz w:val="28"/>
         </w:rPr>
         <w:t>二、需求分析</w:t>
@@ -1199,13 +1315,16 @@
     </w:p>
     <w:p>
       <w:pPr>
+        <w:pStyle w:val="Heading2"/>
         <w:keepNext/>
+        <w:pageBreakBefore w:val="0"/>
         <w:spacing w:before="140" w:after="120"/>
       </w:pPr>
       <w:r>
         <w:rPr>
           <w:rFonts w:ascii="黑体" w:hAnsi="黑体" w:eastAsia="黑体"/>
           <w:b/>
+          <w:color w:val="000000"/>
           <w:sz w:val="24"/>
         </w:rPr>
         <w:t>2.1 用户角色</w:t>
@@ -1218,6 +1337,20 @@
         <w:jc w:val="center"/>
         <w:tblLayout w:type="fixed"/>
         <w:tblLook w:firstColumn="1" w:firstRow="1" w:lastColumn="0" w:lastRow="0" w:noHBand="0" w:noVBand="1" w:val="04A0"/>
+        <w:tblBorders>
+          <w:top w:val="single" w:sz="4" w:color="D9D9D9"/>
+          <w:left w:val="single" w:sz="4" w:color="D9D9D9"/>
+          <w:bottom w:val="single" w:sz="4" w:color="D9D9D9"/>
+          <w:right w:val="single" w:sz="4" w:color="D9D9D9"/>
+          <w:insideH w:val="single" w:sz="4" w:color="D9D9D9"/>
+          <w:insideV w:val="single" w:sz="4" w:color="D9D9D9"/>
+        </w:tblBorders>
+        <w:tblCellMar>
+          <w:top w:w="60" w:type="dxa"/>
+          <w:bottom w:w="60" w:type="dxa"/>
+          <w:left w:w="80" w:type="dxa"/>
+          <w:right w:w="80" w:type="dxa"/>
+        </w:tblCellMar>
       </w:tblPr>
       <w:tblGrid>
         <w:gridCol w:w="2946"/>
@@ -1237,7 +1370,9 @@
           </w:tcPr>
           <w:p>
             <w:pPr>
+              <w:spacing w:line="276" w:lineRule="auto" w:before="0" w:after="0"/>
               <w:jc w:val="center"/>
+              <w:snapToGrid w:val="0"/>
             </w:pPr>
             <w:r>
               <w:rPr>
@@ -1257,7 +1392,9 @@
           </w:tcPr>
           <w:p>
             <w:pPr>
+              <w:spacing w:line="276" w:lineRule="auto" w:before="0" w:after="0"/>
               <w:jc w:val="center"/>
+              <w:snapToGrid w:val="0"/>
             </w:pPr>
             <w:r>
               <w:rPr>
@@ -1277,7 +1414,9 @@
           </w:tcPr>
           <w:p>
             <w:pPr>
+              <w:spacing w:line="276" w:lineRule="auto" w:before="0" w:after="0"/>
               <w:jc w:val="center"/>
+              <w:snapToGrid w:val="0"/>
             </w:pPr>
             <w:r>
               <w:rPr>
@@ -1301,7 +1440,8 @@
           </w:tcPr>
           <w:p>
             <w:pPr>
-              <w:spacing w:after="0"/>
+              <w:spacing w:after="0" w:line="276" w:lineRule="auto" w:before="0"/>
+              <w:snapToGrid w:val="0"/>
             </w:pPr>
             <w:r>
               <w:rPr>
@@ -1319,7 +1459,8 @@
           </w:tcPr>
           <w:p>
             <w:pPr>
-              <w:spacing w:after="0"/>
+              <w:spacing w:after="0" w:line="276" w:lineRule="auto" w:before="0"/>
+              <w:snapToGrid w:val="0"/>
             </w:pPr>
             <w:r>
               <w:rPr>
@@ -1337,7 +1478,8 @@
           </w:tcPr>
           <w:p>
             <w:pPr>
-              <w:spacing w:after="0"/>
+              <w:spacing w:after="0" w:line="276" w:lineRule="auto" w:before="0"/>
+              <w:snapToGrid w:val="0"/>
             </w:pPr>
             <w:r>
               <w:rPr>
@@ -1360,7 +1502,8 @@
           </w:tcPr>
           <w:p>
             <w:pPr>
-              <w:spacing w:after="0"/>
+              <w:spacing w:after="0" w:line="276" w:lineRule="auto" w:before="0"/>
+              <w:snapToGrid w:val="0"/>
             </w:pPr>
             <w:r>
               <w:rPr>
@@ -1378,7 +1521,8 @@
           </w:tcPr>
           <w:p>
             <w:pPr>
-              <w:spacing w:after="0"/>
+              <w:spacing w:after="0" w:line="276" w:lineRule="auto" w:before="0"/>
+              <w:snapToGrid w:val="0"/>
             </w:pPr>
             <w:r>
               <w:rPr>
@@ -1396,7 +1540,8 @@
           </w:tcPr>
           <w:p>
             <w:pPr>
-              <w:spacing w:after="0"/>
+              <w:spacing w:after="0" w:line="276" w:lineRule="auto" w:before="0"/>
+              <w:snapToGrid w:val="0"/>
             </w:pPr>
             <w:r>
               <w:rPr>
@@ -1419,7 +1564,8 @@
           </w:tcPr>
           <w:p>
             <w:pPr>
-              <w:spacing w:after="0"/>
+              <w:spacing w:after="0" w:line="276" w:lineRule="auto" w:before="0"/>
+              <w:snapToGrid w:val="0"/>
             </w:pPr>
             <w:r>
               <w:rPr>
@@ -1437,7 +1583,8 @@
           </w:tcPr>
           <w:p>
             <w:pPr>
-              <w:spacing w:after="0"/>
+              <w:spacing w:after="0" w:line="276" w:lineRule="auto" w:before="0"/>
+              <w:snapToGrid w:val="0"/>
             </w:pPr>
             <w:r>
               <w:rPr>
@@ -1455,14 +1602,15 @@
           </w:tcPr>
           <w:p>
             <w:pPr>
-              <w:spacing w:after="0"/>
+              <w:spacing w:after="0" w:line="276" w:lineRule="auto" w:before="0"/>
+              <w:snapToGrid w:val="0"/>
             </w:pPr>
             <w:r>
               <w:rPr>
                 <w:rFonts w:ascii="宋体" w:hAnsi="宋体" w:eastAsia="宋体"/>
                 <w:sz w:val="19"/>
               </w:rPr>
-              <w:t>维护成员、家庭分类、邀请码和全家流水</w:t>
+              <w:t>维护成员、分类、全家流水与预算，查看审计日志</w:t>
             </w:r>
           </w:p>
         </w:tc>
@@ -1475,13 +1623,16 @@
     </w:p>
     <w:p>
       <w:pPr>
+        <w:pStyle w:val="Heading2"/>
         <w:keepNext/>
+        <w:pageBreakBefore w:val="0"/>
         <w:spacing w:before="140" w:after="120"/>
       </w:pPr>
       <w:r>
         <w:rPr>
           <w:rFonts w:ascii="黑体" w:hAnsi="黑体" w:eastAsia="黑体"/>
           <w:b/>
+          <w:color w:val="000000"/>
           <w:sz w:val="24"/>
         </w:rPr>
         <w:t>2.2 功能需求</w:t>
@@ -1489,7 +1640,7 @@
     </w:p>
     <w:p>
       <w:pPr>
-        <w:spacing w:line="360" w:lineRule="auto"/>
+        <w:spacing w:line="360" w:lineRule="auto" w:after="60"/>
         <w:ind w:left="440" w:hanging="220"/>
       </w:pPr>
       <w:r>
@@ -1502,7 +1653,7 @@
     </w:p>
     <w:p>
       <w:pPr>
-        <w:spacing w:line="360" w:lineRule="auto"/>
+        <w:spacing w:line="360" w:lineRule="auto" w:after="60"/>
         <w:ind w:left="440" w:hanging="220"/>
       </w:pPr>
       <w:r>
@@ -1515,7 +1666,7 @@
     </w:p>
     <w:p>
       <w:pPr>
-        <w:spacing w:line="360" w:lineRule="auto"/>
+        <w:spacing w:line="360" w:lineRule="auto" w:after="60"/>
         <w:ind w:left="440" w:hanging="220"/>
       </w:pPr>
       <w:r>
@@ -1528,7 +1679,7 @@
     </w:p>
     <w:p>
       <w:pPr>
-        <w:spacing w:line="360" w:lineRule="auto"/>
+        <w:spacing w:line="360" w:lineRule="auto" w:after="60"/>
         <w:ind w:left="440" w:hanging="220"/>
       </w:pPr>
       <w:r>
@@ -1541,7 +1692,7 @@
     </w:p>
     <w:p>
       <w:pPr>
-        <w:spacing w:line="360" w:lineRule="auto"/>
+        <w:spacing w:line="360" w:lineRule="auto" w:after="60"/>
         <w:ind w:left="440" w:hanging="220"/>
       </w:pPr>
       <w:r>
@@ -1554,7 +1705,7 @@
     </w:p>
     <w:p>
       <w:pPr>
-        <w:spacing w:line="360" w:lineRule="auto"/>
+        <w:spacing w:line="360" w:lineRule="auto" w:after="60"/>
         <w:ind w:left="440" w:hanging="220"/>
       </w:pPr>
       <w:r>
@@ -1567,13 +1718,68 @@
     </w:p>
     <w:p>
       <w:pPr>
+        <w:spacing w:line="360" w:lineRule="auto" w:after="60"/>
+        <w:ind w:left="440" w:hanging="220"/>
+      </w:pPr>
+      <w:r>
+        <w:rPr>
+          <w:rFonts w:ascii="宋体" w:hAnsi="宋体" w:eastAsia="宋体"/>
+          <w:sz w:val="22"/>
+        </w:rPr>
+        <w:t>• 预算：月度总预算与分类预算，展示已用、剩余、使用率和超支状态。</w:t>
+      </w:r>
+    </w:p>
+    <w:p>
+      <w:pPr>
+        <w:spacing w:line="360" w:lineRule="auto" w:after="60"/>
+        <w:ind w:left="440" w:hanging="220"/>
+      </w:pPr>
+      <w:r>
+        <w:rPr>
+          <w:rFonts w:ascii="宋体" w:hAnsi="宋体" w:eastAsia="宋体"/>
+          <w:sz w:val="22"/>
+        </w:rPr>
+        <w:t>• 数据交换：按权限导出 CSV；导入先预览字段和逐行错误，通过后整批提交。</w:t>
+      </w:r>
+    </w:p>
+    <w:p>
+      <w:pPr>
+        <w:spacing w:line="360" w:lineRule="auto" w:after="60"/>
+        <w:ind w:left="440" w:hanging="220"/>
+      </w:pPr>
+      <w:r>
+        <w:rPr>
+          <w:rFonts w:ascii="宋体" w:hAnsi="宋体" w:eastAsia="宋体"/>
+          <w:sz w:val="22"/>
+        </w:rPr>
+        <w:t>• 周期记账：维护重复收支模板，手动按月生成到期流水，防止同月重复生成。</w:t>
+      </w:r>
+    </w:p>
+    <w:p>
+      <w:pPr>
+        <w:spacing w:line="360" w:lineRule="auto" w:after="60"/>
+        <w:ind w:left="440" w:hanging="220"/>
+      </w:pPr>
+      <w:r>
+        <w:rPr>
+          <w:rFonts w:ascii="宋体" w:hAnsi="宋体" w:eastAsia="宋体"/>
+          <w:sz w:val="22"/>
+        </w:rPr>
+        <w:t>• 统计增强与审计：等长上期环比、储蓄率、异常提示、月度报告；家长查看操作日志。</w:t>
+      </w:r>
+    </w:p>
+    <w:p>
+      <w:pPr>
+        <w:pStyle w:val="Heading2"/>
         <w:keepNext/>
+        <w:pageBreakBefore w:val="0"/>
         <w:spacing w:before="140" w:after="120"/>
       </w:pPr>
       <w:r>
         <w:rPr>
           <w:rFonts w:ascii="黑体" w:hAnsi="黑体" w:eastAsia="黑体"/>
           <w:b/>
+          <w:color w:val="000000"/>
           <w:sz w:val="24"/>
         </w:rPr>
         <w:t>2.3 核心业务规则</w:t>
@@ -1581,7 +1787,7 @@
     </w:p>
     <w:p>
       <w:pPr>
-        <w:spacing w:line="360" w:lineRule="auto"/>
+        <w:spacing w:line="360" w:lineRule="auto" w:after="60"/>
         <w:ind w:left="440" w:hanging="220"/>
       </w:pPr>
       <w:r>
@@ -1594,7 +1800,7 @@
     </w:p>
     <w:p>
       <w:pPr>
-        <w:spacing w:line="360" w:lineRule="auto"/>
+        <w:spacing w:line="360" w:lineRule="auto" w:after="60"/>
         <w:ind w:left="440" w:hanging="220"/>
       </w:pPr>
       <w:r>
@@ -1607,7 +1813,7 @@
     </w:p>
     <w:p>
       <w:pPr>
-        <w:spacing w:line="360" w:lineRule="auto"/>
+        <w:spacing w:line="360" w:lineRule="auto" w:after="60"/>
         <w:ind w:left="440" w:hanging="220"/>
       </w:pPr>
       <w:r>
@@ -1620,7 +1826,7 @@
     </w:p>
     <w:p>
       <w:pPr>
-        <w:spacing w:line="360" w:lineRule="auto"/>
+        <w:spacing w:line="360" w:lineRule="auto" w:after="60"/>
         <w:ind w:left="440" w:hanging="220"/>
       </w:pPr>
       <w:r>
@@ -1633,7 +1839,7 @@
     </w:p>
     <w:p>
       <w:pPr>
-        <w:spacing w:line="360" w:lineRule="auto"/>
+        <w:spacing w:line="360" w:lineRule="auto" w:after="60"/>
         <w:ind w:left="440" w:hanging="220"/>
       </w:pPr>
       <w:r>
@@ -1646,7 +1852,7 @@
     </w:p>
     <w:p>
       <w:pPr>
-        <w:spacing w:line="360" w:lineRule="auto"/>
+        <w:spacing w:line="360" w:lineRule="auto" w:after="60"/>
         <w:ind w:left="440" w:hanging="220"/>
       </w:pPr>
       <w:r>
@@ -1659,13 +1865,42 @@
     </w:p>
     <w:p>
       <w:pPr>
+        <w:spacing w:line="360" w:lineRule="auto" w:after="60"/>
+        <w:ind w:left="440" w:hanging="220"/>
+      </w:pPr>
+      <w:r>
+        <w:rPr>
+          <w:rFonts w:ascii="宋体" w:hAnsi="宋体" w:eastAsia="宋体"/>
+          <w:sz w:val="22"/>
+        </w:rPr>
+        <w:t>• 预算只允许家长修改，普通成员可以查看；CSV 和周期模板沿用家长全家、成员本人的数据边界。</w:t>
+      </w:r>
+    </w:p>
+    <w:p>
+      <w:pPr>
+        <w:spacing w:line="360" w:lineRule="auto" w:after="60"/>
+        <w:ind w:left="440" w:hanging="220"/>
+      </w:pPr>
+      <w:r>
+        <w:rPr>
+          <w:rFonts w:ascii="宋体" w:hAnsi="宋体" w:eastAsia="宋体"/>
+          <w:sz w:val="22"/>
+        </w:rPr>
+        <w:t>• 周期生成由用户触发，不是后台自动扣款；同一模板同一月份只生成一次。</w:t>
+      </w:r>
+    </w:p>
+    <w:p>
+      <w:pPr>
+        <w:pStyle w:val="Heading2"/>
         <w:keepNext/>
+        <w:pageBreakBefore w:val="0"/>
         <w:spacing w:before="140" w:after="120"/>
       </w:pPr>
       <w:r>
         <w:rPr>
           <w:rFonts w:ascii="黑体" w:hAnsi="黑体" w:eastAsia="黑体"/>
           <w:b/>
+          <w:color w:val="000000"/>
           <w:sz w:val="24"/>
         </w:rPr>
         <w:t>2.4 非功能需求</w:t>
@@ -1688,16 +1923,19 @@
     </w:p>
     <w:p>
       <w:pPr>
+        <w:pStyle w:val="Heading2"/>
         <w:keepNext/>
+        <w:pageBreakBefore w:val="0"/>
         <w:spacing w:before="140" w:after="120"/>
       </w:pPr>
       <w:r>
         <w:rPr>
           <w:rFonts w:ascii="黑体" w:hAnsi="黑体" w:eastAsia="黑体"/>
           <w:b/>
+          <w:color w:val="000000"/>
           <w:sz w:val="24"/>
         </w:rPr>
-        <w:t>2.5 本人模块验收标准</w:t>
+        <w:t>2.5 模块验收标准</w:t>
       </w:r>
     </w:p>
     <w:p>
@@ -1712,23 +1950,21 @@
           <w:b w:val="0"/>
           <w:sz w:val="22"/>
         </w:rPr>
-        <w:t>本人负责的Vue 应用、页面交互、统计图表、响应式与前端测试必须与统一接口契约一致，既能完成正常动线，也能正确拒绝越权、无效输入和冲突操作；相关源码、测试、构建和最终页面应相互对应。</w:t>
-      </w:r>
-    </w:p>
-    <w:p>
-      <w:r>
-        <w:br w:type="page"/>
+        <w:t>Vue 应用、页面交互、统计图表、响应式与前端测试必须与统一接口契约一致，既能完成正常动线，也应拒绝越权、无效输入和冲突操作。成员删除以停用替代物理删除，保留历史账目；收入与支出构成通过分类和流水共同维护。此业务解释及 Spring Boot 对任务书 JavaEE 技术要求的对应关系应在课程验收时确认。</w:t>
       </w:r>
     </w:p>
     <w:p>
       <w:pPr>
+        <w:pStyle w:val="Heading1"/>
         <w:keepNext/>
+        <w:pageBreakBefore w:val="0"/>
         <w:spacing w:before="200" w:after="120"/>
       </w:pPr>
       <w:r>
         <w:rPr>
           <w:rFonts w:ascii="黑体" w:hAnsi="黑体" w:eastAsia="黑体"/>
           <w:b/>
+          <w:color w:val="000000"/>
           <w:sz w:val="28"/>
         </w:rPr>
         <w:t>三、总体设计</w:t>
@@ -1736,13 +1972,16 @@
     </w:p>
     <w:p>
       <w:pPr>
+        <w:pStyle w:val="Heading2"/>
         <w:keepNext/>
+        <w:pageBreakBefore w:val="0"/>
         <w:spacing w:before="140" w:after="120"/>
       </w:pPr>
       <w:r>
         <w:rPr>
           <w:rFonts w:ascii="黑体" w:hAnsi="黑体" w:eastAsia="黑体"/>
           <w:b/>
+          <w:color w:val="000000"/>
           <w:sz w:val="24"/>
         </w:rPr>
         <w:t>3.1 开发工具与运行平台</w:t>
@@ -1755,6 +1994,20 @@
         <w:jc w:val="center"/>
         <w:tblLayout w:type="fixed"/>
         <w:tblLook w:firstColumn="1" w:firstRow="1" w:lastColumn="0" w:lastRow="0" w:noHBand="0" w:noVBand="1" w:val="04A0"/>
+        <w:tblBorders>
+          <w:top w:val="single" w:sz="4" w:color="D9D9D9"/>
+          <w:left w:val="single" w:sz="4" w:color="D9D9D9"/>
+          <w:bottom w:val="single" w:sz="4" w:color="D9D9D9"/>
+          <w:right w:val="single" w:sz="4" w:color="D9D9D9"/>
+          <w:insideH w:val="single" w:sz="4" w:color="D9D9D9"/>
+          <w:insideV w:val="single" w:sz="4" w:color="D9D9D9"/>
+        </w:tblBorders>
+        <w:tblCellMar>
+          <w:top w:w="60" w:type="dxa"/>
+          <w:bottom w:w="60" w:type="dxa"/>
+          <w:left w:w="80" w:type="dxa"/>
+          <w:right w:w="80" w:type="dxa"/>
+        </w:tblCellMar>
       </w:tblPr>
       <w:tblGrid>
         <w:gridCol w:w="2946"/>
@@ -1774,7 +2027,9 @@
           </w:tcPr>
           <w:p>
             <w:pPr>
+              <w:spacing w:line="276" w:lineRule="auto" w:before="0" w:after="0"/>
               <w:jc w:val="center"/>
+              <w:snapToGrid w:val="0"/>
             </w:pPr>
             <w:r>
               <w:rPr>
@@ -1794,7 +2049,9 @@
           </w:tcPr>
           <w:p>
             <w:pPr>
+              <w:spacing w:line="276" w:lineRule="auto" w:before="0" w:after="0"/>
               <w:jc w:val="center"/>
+              <w:snapToGrid w:val="0"/>
             </w:pPr>
             <w:r>
               <w:rPr>
@@ -1814,7 +2071,9 @@
           </w:tcPr>
           <w:p>
             <w:pPr>
+              <w:spacing w:line="276" w:lineRule="auto" w:before="0" w:after="0"/>
               <w:jc w:val="center"/>
+              <w:snapToGrid w:val="0"/>
             </w:pPr>
             <w:r>
               <w:rPr>
@@ -1838,7 +2097,8 @@
           </w:tcPr>
           <w:p>
             <w:pPr>
-              <w:spacing w:after="0"/>
+              <w:spacing w:after="0" w:line="276" w:lineRule="auto" w:before="0"/>
+              <w:snapToGrid w:val="0"/>
             </w:pPr>
             <w:r>
               <w:rPr>
@@ -1856,7 +2116,8 @@
           </w:tcPr>
           <w:p>
             <w:pPr>
-              <w:spacing w:after="0"/>
+              <w:spacing w:after="0" w:line="276" w:lineRule="auto" w:before="0"/>
+              <w:snapToGrid w:val="0"/>
             </w:pPr>
             <w:r>
               <w:rPr>
@@ -1874,7 +2135,8 @@
           </w:tcPr>
           <w:p>
             <w:pPr>
-              <w:spacing w:after="0"/>
+              <w:spacing w:after="0" w:line="276" w:lineRule="auto" w:before="0"/>
+              <w:snapToGrid w:val="0"/>
             </w:pPr>
             <w:r>
               <w:rPr>
@@ -1897,7 +2159,8 @@
           </w:tcPr>
           <w:p>
             <w:pPr>
-              <w:spacing w:after="0"/>
+              <w:spacing w:after="0" w:line="276" w:lineRule="auto" w:before="0"/>
+              <w:snapToGrid w:val="0"/>
             </w:pPr>
             <w:r>
               <w:rPr>
@@ -1915,7 +2178,8 @@
           </w:tcPr>
           <w:p>
             <w:pPr>
-              <w:spacing w:after="0"/>
+              <w:spacing w:after="0" w:line="276" w:lineRule="auto" w:before="0"/>
+              <w:snapToGrid w:val="0"/>
             </w:pPr>
             <w:r>
               <w:rPr>
@@ -1933,7 +2197,8 @@
           </w:tcPr>
           <w:p>
             <w:pPr>
-              <w:spacing w:after="0"/>
+              <w:spacing w:after="0" w:line="276" w:lineRule="auto" w:before="0"/>
+              <w:snapToGrid w:val="0"/>
             </w:pPr>
             <w:r>
               <w:rPr>
@@ -1956,7 +2221,8 @@
           </w:tcPr>
           <w:p>
             <w:pPr>
-              <w:spacing w:after="0"/>
+              <w:spacing w:after="0" w:line="276" w:lineRule="auto" w:before="0"/>
+              <w:snapToGrid w:val="0"/>
             </w:pPr>
             <w:r>
               <w:rPr>
@@ -1974,7 +2240,8 @@
           </w:tcPr>
           <w:p>
             <w:pPr>
-              <w:spacing w:after="0"/>
+              <w:spacing w:after="0" w:line="276" w:lineRule="auto" w:before="0"/>
+              <w:snapToGrid w:val="0"/>
             </w:pPr>
             <w:r>
               <w:rPr>
@@ -1992,7 +2259,8 @@
           </w:tcPr>
           <w:p>
             <w:pPr>
-              <w:spacing w:after="0"/>
+              <w:spacing w:after="0" w:line="276" w:lineRule="auto" w:before="0"/>
+              <w:snapToGrid w:val="0"/>
             </w:pPr>
             <w:r>
               <w:rPr>
@@ -2015,7 +2283,8 @@
           </w:tcPr>
           <w:p>
             <w:pPr>
-              <w:spacing w:after="0"/>
+              <w:spacing w:after="0" w:line="276" w:lineRule="auto" w:before="0"/>
+              <w:snapToGrid w:val="0"/>
             </w:pPr>
             <w:r>
               <w:rPr>
@@ -2033,7 +2302,8 @@
           </w:tcPr>
           <w:p>
             <w:pPr>
-              <w:spacing w:after="0"/>
+              <w:spacing w:after="0" w:line="276" w:lineRule="auto" w:before="0"/>
+              <w:snapToGrid w:val="0"/>
             </w:pPr>
             <w:r>
               <w:rPr>
@@ -2051,7 +2321,8 @@
           </w:tcPr>
           <w:p>
             <w:pPr>
-              <w:spacing w:after="0"/>
+              <w:spacing w:after="0" w:line="276" w:lineRule="auto" w:before="0"/>
+              <w:snapToGrid w:val="0"/>
             </w:pPr>
             <w:r>
               <w:rPr>
@@ -2074,7 +2345,8 @@
           </w:tcPr>
           <w:p>
             <w:pPr>
-              <w:spacing w:after="0"/>
+              <w:spacing w:after="0" w:line="276" w:lineRule="auto" w:before="0"/>
+              <w:snapToGrid w:val="0"/>
             </w:pPr>
             <w:r>
               <w:rPr>
@@ -2092,7 +2364,8 @@
           </w:tcPr>
           <w:p>
             <w:pPr>
-              <w:spacing w:after="0"/>
+              <w:spacing w:after="0" w:line="276" w:lineRule="auto" w:before="0"/>
+              <w:snapToGrid w:val="0"/>
             </w:pPr>
             <w:r>
               <w:rPr>
@@ -2110,7 +2383,8 @@
           </w:tcPr>
           <w:p>
             <w:pPr>
-              <w:spacing w:after="0"/>
+              <w:spacing w:after="0" w:line="276" w:lineRule="auto" w:before="0"/>
+              <w:snapToGrid w:val="0"/>
             </w:pPr>
             <w:r>
               <w:rPr>
@@ -2133,7 +2407,8 @@
           </w:tcPr>
           <w:p>
             <w:pPr>
-              <w:spacing w:after="0"/>
+              <w:spacing w:after="0" w:line="276" w:lineRule="auto" w:before="0"/>
+              <w:snapToGrid w:val="0"/>
             </w:pPr>
             <w:r>
               <w:rPr>
@@ -2151,7 +2426,8 @@
           </w:tcPr>
           <w:p>
             <w:pPr>
-              <w:spacing w:after="0"/>
+              <w:spacing w:after="0" w:line="276" w:lineRule="auto" w:before="0"/>
+              <w:snapToGrid w:val="0"/>
             </w:pPr>
             <w:r>
               <w:rPr>
@@ -2169,7 +2445,8 @@
           </w:tcPr>
           <w:p>
             <w:pPr>
-              <w:spacing w:after="0"/>
+              <w:spacing w:after="0" w:line="276" w:lineRule="auto" w:before="0"/>
+              <w:snapToGrid w:val="0"/>
             </w:pPr>
             <w:r>
               <w:rPr>
@@ -2189,13 +2466,16 @@
     </w:p>
     <w:p>
       <w:pPr>
+        <w:pStyle w:val="Heading2"/>
         <w:keepNext/>
+        <w:pageBreakBefore w:val="0"/>
         <w:spacing w:before="140" w:after="120"/>
       </w:pPr>
       <w:r>
         <w:rPr>
           <w:rFonts w:ascii="黑体" w:hAnsi="黑体" w:eastAsia="黑体"/>
           <w:b/>
+          <w:color w:val="000000"/>
           <w:sz w:val="24"/>
         </w:rPr>
         <w:t>3.2 总体架构</w:t>
@@ -2297,13 +2577,16 @@
     </w:tbl>
     <w:p>
       <w:pPr>
+        <w:pStyle w:val="Heading2"/>
         <w:keepNext/>
+        <w:pageBreakBefore w:val="0"/>
         <w:spacing w:before="140" w:after="120"/>
       </w:pPr>
       <w:r>
         <w:rPr>
           <w:rFonts w:ascii="黑体" w:hAnsi="黑体" w:eastAsia="黑体"/>
           <w:b/>
+          <w:color w:val="000000"/>
           <w:sz w:val="24"/>
         </w:rPr>
         <w:t>3.3 功能模块结构</w:t>
@@ -2316,6 +2599,20 @@
         <w:jc w:val="center"/>
         <w:tblLayout w:type="fixed"/>
         <w:tblLook w:firstColumn="1" w:firstRow="1" w:lastColumn="0" w:lastRow="0" w:noHBand="0" w:noVBand="1" w:val="04A0"/>
+        <w:tblBorders>
+          <w:top w:val="single" w:sz="4" w:color="D9D9D9"/>
+          <w:left w:val="single" w:sz="4" w:color="D9D9D9"/>
+          <w:bottom w:val="single" w:sz="4" w:color="D9D9D9"/>
+          <w:right w:val="single" w:sz="4" w:color="D9D9D9"/>
+          <w:insideH w:val="single" w:sz="4" w:color="D9D9D9"/>
+          <w:insideV w:val="single" w:sz="4" w:color="D9D9D9"/>
+        </w:tblBorders>
+        <w:tblCellMar>
+          <w:top w:w="60" w:type="dxa"/>
+          <w:bottom w:w="60" w:type="dxa"/>
+          <w:left w:w="80" w:type="dxa"/>
+          <w:right w:w="80" w:type="dxa"/>
+        </w:tblCellMar>
       </w:tblPr>
       <w:tblGrid>
         <w:gridCol w:w="2946"/>
@@ -2335,7 +2632,9 @@
           </w:tcPr>
           <w:p>
             <w:pPr>
+              <w:spacing w:line="276" w:lineRule="auto" w:before="0" w:after="0"/>
               <w:jc w:val="center"/>
+              <w:snapToGrid w:val="0"/>
             </w:pPr>
             <w:r>
               <w:rPr>
@@ -2355,7 +2654,9 @@
           </w:tcPr>
           <w:p>
             <w:pPr>
+              <w:spacing w:line="276" w:lineRule="auto" w:before="0" w:after="0"/>
               <w:jc w:val="center"/>
+              <w:snapToGrid w:val="0"/>
             </w:pPr>
             <w:r>
               <w:rPr>
@@ -2375,7 +2676,9 @@
           </w:tcPr>
           <w:p>
             <w:pPr>
+              <w:spacing w:line="276" w:lineRule="auto" w:before="0" w:after="0"/>
               <w:jc w:val="center"/>
+              <w:snapToGrid w:val="0"/>
             </w:pPr>
             <w:r>
               <w:rPr>
@@ -2399,7 +2702,8 @@
           </w:tcPr>
           <w:p>
             <w:pPr>
-              <w:spacing w:after="0"/>
+              <w:spacing w:after="0" w:line="276" w:lineRule="auto" w:before="0"/>
+              <w:snapToGrid w:val="0"/>
             </w:pPr>
             <w:r>
               <w:rPr>
@@ -2417,7 +2721,8 @@
           </w:tcPr>
           <w:p>
             <w:pPr>
-              <w:spacing w:after="0"/>
+              <w:spacing w:after="0" w:line="276" w:lineRule="auto" w:before="0"/>
+              <w:snapToGrid w:val="0"/>
             </w:pPr>
             <w:r>
               <w:rPr>
@@ -2435,7 +2740,8 @@
           </w:tcPr>
           <w:p>
             <w:pPr>
-              <w:spacing w:after="0"/>
+              <w:spacing w:after="0" w:line="276" w:lineRule="auto" w:before="0"/>
+              <w:snapToGrid w:val="0"/>
             </w:pPr>
             <w:r>
               <w:rPr>
@@ -2458,7 +2764,8 @@
           </w:tcPr>
           <w:p>
             <w:pPr>
-              <w:spacing w:after="0"/>
+              <w:spacing w:after="0" w:line="276" w:lineRule="auto" w:before="0"/>
+              <w:snapToGrid w:val="0"/>
             </w:pPr>
             <w:r>
               <w:rPr>
@@ -2476,7 +2783,8 @@
           </w:tcPr>
           <w:p>
             <w:pPr>
-              <w:spacing w:after="0"/>
+              <w:spacing w:after="0" w:line="276" w:lineRule="auto" w:before="0"/>
+              <w:snapToGrid w:val="0"/>
             </w:pPr>
             <w:r>
               <w:rPr>
@@ -2494,7 +2802,8 @@
           </w:tcPr>
           <w:p>
             <w:pPr>
-              <w:spacing w:after="0"/>
+              <w:spacing w:after="0" w:line="276" w:lineRule="auto" w:before="0"/>
+              <w:snapToGrid w:val="0"/>
             </w:pPr>
             <w:r>
               <w:rPr>
@@ -2517,7 +2826,8 @@
           </w:tcPr>
           <w:p>
             <w:pPr>
-              <w:spacing w:after="0"/>
+              <w:spacing w:after="0" w:line="276" w:lineRule="auto" w:before="0"/>
+              <w:snapToGrid w:val="0"/>
             </w:pPr>
             <w:r>
               <w:rPr>
@@ -2535,7 +2845,8 @@
           </w:tcPr>
           <w:p>
             <w:pPr>
-              <w:spacing w:after="0"/>
+              <w:spacing w:after="0" w:line="276" w:lineRule="auto" w:before="0"/>
+              <w:snapToGrid w:val="0"/>
             </w:pPr>
             <w:r>
               <w:rPr>
@@ -2553,7 +2864,8 @@
           </w:tcPr>
           <w:p>
             <w:pPr>
-              <w:spacing w:after="0"/>
+              <w:spacing w:after="0" w:line="276" w:lineRule="auto" w:before="0"/>
+              <w:snapToGrid w:val="0"/>
             </w:pPr>
             <w:r>
               <w:rPr>
@@ -2576,7 +2888,8 @@
           </w:tcPr>
           <w:p>
             <w:pPr>
-              <w:spacing w:after="0"/>
+              <w:spacing w:after="0" w:line="276" w:lineRule="auto" w:before="0"/>
+              <w:snapToGrid w:val="0"/>
             </w:pPr>
             <w:r>
               <w:rPr>
@@ -2594,7 +2907,8 @@
           </w:tcPr>
           <w:p>
             <w:pPr>
-              <w:spacing w:after="0"/>
+              <w:spacing w:after="0" w:line="276" w:lineRule="auto" w:before="0"/>
+              <w:snapToGrid w:val="0"/>
             </w:pPr>
             <w:r>
               <w:rPr>
@@ -2612,7 +2926,8 @@
           </w:tcPr>
           <w:p>
             <w:pPr>
-              <w:spacing w:after="0"/>
+              <w:spacing w:after="0" w:line="276" w:lineRule="auto" w:before="0"/>
+              <w:snapToGrid w:val="0"/>
             </w:pPr>
             <w:r>
               <w:rPr>
@@ -2635,7 +2950,8 @@
           </w:tcPr>
           <w:p>
             <w:pPr>
-              <w:spacing w:after="0"/>
+              <w:spacing w:after="0" w:line="276" w:lineRule="auto" w:before="0"/>
+              <w:snapToGrid w:val="0"/>
             </w:pPr>
             <w:r>
               <w:rPr>
@@ -2653,7 +2969,8 @@
           </w:tcPr>
           <w:p>
             <w:pPr>
-              <w:spacing w:after="0"/>
+              <w:spacing w:after="0" w:line="276" w:lineRule="auto" w:before="0"/>
+              <w:snapToGrid w:val="0"/>
             </w:pPr>
             <w:r>
               <w:rPr>
@@ -2671,7 +2988,8 @@
           </w:tcPr>
           <w:p>
             <w:pPr>
-              <w:spacing w:after="0"/>
+              <w:spacing w:after="0" w:line="276" w:lineRule="auto" w:before="0"/>
+              <w:snapToGrid w:val="0"/>
             </w:pPr>
             <w:r>
               <w:rPr>
@@ -2694,7 +3012,132 @@
           </w:tcPr>
           <w:p>
             <w:pPr>
-              <w:spacing w:after="0"/>
+              <w:spacing w:after="0" w:line="276" w:lineRule="auto" w:before="0"/>
+              <w:snapToGrid w:val="0"/>
+            </w:pPr>
+            <w:r>
+              <w:rPr>
+                <w:rFonts w:ascii="宋体" w:hAnsi="宋体" w:eastAsia="宋体"/>
+                <w:sz w:val="19"/>
+              </w:rPr>
+              <w:t>预算与周期记账</w:t>
+            </w:r>
+          </w:p>
+        </w:tc>
+        <w:tc>
+          <w:tcPr>
+            <w:tcW w:type="dxa" w:w="3168"/>
+            <w:vAlign w:val="center"/>
+          </w:tcPr>
+          <w:p>
+            <w:pPr>
+              <w:spacing w:after="0" w:line="276" w:lineRule="auto" w:before="0"/>
+              <w:snapToGrid w:val="0"/>
+            </w:pPr>
+            <w:r>
+              <w:rPr>
+                <w:rFonts w:ascii="宋体" w:hAnsi="宋体" w:eastAsia="宋体"/>
+                <w:sz w:val="19"/>
+              </w:rPr>
+              <w:t>budget、recurring</w:t>
+            </w:r>
+          </w:p>
+        </w:tc>
+        <w:tc>
+          <w:tcPr>
+            <w:tcW w:type="dxa" w:w="3456"/>
+            <w:vAlign w:val="center"/>
+          </w:tcPr>
+          <w:p>
+            <w:pPr>
+              <w:spacing w:after="0" w:line="276" w:lineRule="auto" w:before="0"/>
+              <w:snapToGrid w:val="0"/>
+            </w:pPr>
+            <w:r>
+              <w:rPr>
+                <w:rFonts w:ascii="宋体" w:hAnsi="宋体" w:eastAsia="宋体"/>
+                <w:sz w:val="19"/>
+              </w:rPr>
+              <w:t>budgets、recurring</w:t>
+            </w:r>
+          </w:p>
+        </w:tc>
+      </w:tr>
+      <w:tr>
+        <w:trPr>
+          <w:cantSplit/>
+        </w:trPr>
+        <w:tc>
+          <w:tcPr>
+            <w:tcW w:type="dxa" w:w="1872"/>
+            <w:vAlign w:val="center"/>
+          </w:tcPr>
+          <w:p>
+            <w:pPr>
+              <w:spacing w:after="0" w:line="276" w:lineRule="auto" w:before="0"/>
+              <w:snapToGrid w:val="0"/>
+            </w:pPr>
+            <w:r>
+              <w:rPr>
+                <w:rFonts w:ascii="宋体" w:hAnsi="宋体" w:eastAsia="宋体"/>
+                <w:sz w:val="19"/>
+              </w:rPr>
+              <w:t>CSV 与操作日志</w:t>
+            </w:r>
+          </w:p>
+        </w:tc>
+        <w:tc>
+          <w:tcPr>
+            <w:tcW w:type="dxa" w:w="3168"/>
+            <w:vAlign w:val="center"/>
+          </w:tcPr>
+          <w:p>
+            <w:pPr>
+              <w:spacing w:after="0" w:line="276" w:lineRule="auto" w:before="0"/>
+              <w:snapToGrid w:val="0"/>
+            </w:pPr>
+            <w:r>
+              <w:rPr>
+                <w:rFonts w:ascii="宋体" w:hAnsi="宋体" w:eastAsia="宋体"/>
+                <w:sz w:val="19"/>
+              </w:rPr>
+              <w:t>ledger、audit</w:t>
+            </w:r>
+          </w:p>
+        </w:tc>
+        <w:tc>
+          <w:tcPr>
+            <w:tcW w:type="dxa" w:w="3456"/>
+            <w:vAlign w:val="center"/>
+          </w:tcPr>
+          <w:p>
+            <w:pPr>
+              <w:spacing w:after="0" w:line="276" w:lineRule="auto" w:before="0"/>
+              <w:snapToGrid w:val="0"/>
+            </w:pPr>
+            <w:r>
+              <w:rPr>
+                <w:rFonts w:ascii="宋体" w:hAnsi="宋体" w:eastAsia="宋体"/>
+                <w:sz w:val="19"/>
+              </w:rPr>
+              <w:t>entries 导入导出、audit-logs</w:t>
+            </w:r>
+          </w:p>
+        </w:tc>
+      </w:tr>
+      <w:tr>
+        <w:trPr>
+          <w:cantSplit/>
+        </w:trPr>
+        <w:tc>
+          <w:tcPr>
+            <w:tcW w:type="dxa" w:w="1872"/>
+            <w:vAlign w:val="center"/>
+          </w:tcPr>
+          <w:p>
+            <w:pPr>
+              <w:spacing w:after="0" w:line="276" w:lineRule="auto" w:before="0"/>
+              <w:snapToGrid w:val="0"/>
             </w:pPr>
             <w:r>
               <w:rPr>
@@ -2712,7 +3155,8 @@
           </w:tcPr>
           <w:p>
             <w:pPr>
-              <w:spacing w:after="0"/>
+              <w:spacing w:after="0" w:line="276" w:lineRule="auto" w:before="0"/>
+              <w:snapToGrid w:val="0"/>
             </w:pPr>
             <w:r>
               <w:rPr>
@@ -2730,7 +3174,8 @@
           </w:tcPr>
           <w:p>
             <w:pPr>
-              <w:spacing w:after="0"/>
+              <w:spacing w:after="0" w:line="276" w:lineRule="auto" w:before="0"/>
+              <w:snapToGrid w:val="0"/>
             </w:pPr>
             <w:r>
               <w:rPr>
@@ -2750,13 +3195,16 @@
     </w:p>
     <w:p>
       <w:pPr>
+        <w:pStyle w:val="Heading2"/>
         <w:keepNext/>
+        <w:pageBreakBefore w:val="0"/>
         <w:spacing w:before="140" w:after="120"/>
       </w:pPr>
       <w:r>
         <w:rPr>
           <w:rFonts w:ascii="黑体" w:hAnsi="黑体" w:eastAsia="黑体"/>
           <w:b/>
+          <w:color w:val="000000"/>
           <w:sz w:val="24"/>
         </w:rPr>
         <w:t>3.4 数据库设计</w:t>
@@ -2769,6 +3217,20 @@
         <w:jc w:val="center"/>
         <w:tblLayout w:type="fixed"/>
         <w:tblLook w:firstColumn="1" w:firstRow="1" w:lastColumn="0" w:lastRow="0" w:noHBand="0" w:noVBand="1" w:val="04A0"/>
+        <w:tblBorders>
+          <w:top w:val="single" w:sz="4" w:color="D9D9D9"/>
+          <w:left w:val="single" w:sz="4" w:color="D9D9D9"/>
+          <w:bottom w:val="single" w:sz="4" w:color="D9D9D9"/>
+          <w:right w:val="single" w:sz="4" w:color="D9D9D9"/>
+          <w:insideH w:val="single" w:sz="4" w:color="D9D9D9"/>
+          <w:insideV w:val="single" w:sz="4" w:color="D9D9D9"/>
+        </w:tblBorders>
+        <w:tblCellMar>
+          <w:top w:w="60" w:type="dxa"/>
+          <w:bottom w:w="60" w:type="dxa"/>
+          <w:left w:w="80" w:type="dxa"/>
+          <w:right w:w="80" w:type="dxa"/>
+        </w:tblCellMar>
       </w:tblPr>
       <w:tblGrid>
         <w:gridCol w:w="2946"/>
@@ -2788,7 +3250,9 @@
           </w:tcPr>
           <w:p>
             <w:pPr>
+              <w:spacing w:line="276" w:lineRule="auto" w:before="0" w:after="0"/>
               <w:jc w:val="center"/>
+              <w:snapToGrid w:val="0"/>
             </w:pPr>
             <w:r>
               <w:rPr>
@@ -2808,7 +3272,9 @@
           </w:tcPr>
           <w:p>
             <w:pPr>
+              <w:spacing w:line="276" w:lineRule="auto" w:before="0" w:after="0"/>
               <w:jc w:val="center"/>
+              <w:snapToGrid w:val="0"/>
             </w:pPr>
             <w:r>
               <w:rPr>
@@ -2828,7 +3294,9 @@
           </w:tcPr>
           <w:p>
             <w:pPr>
+              <w:spacing w:line="276" w:lineRule="auto" w:before="0" w:after="0"/>
               <w:jc w:val="center"/>
+              <w:snapToGrid w:val="0"/>
             </w:pPr>
             <w:r>
               <w:rPr>
@@ -2852,7 +3320,8 @@
           </w:tcPr>
           <w:p>
             <w:pPr>
-              <w:spacing w:after="0"/>
+              <w:spacing w:after="0" w:line="276" w:lineRule="auto" w:before="0"/>
+              <w:snapToGrid w:val="0"/>
             </w:pPr>
             <w:r>
               <w:rPr>
@@ -2870,7 +3339,8 @@
           </w:tcPr>
           <w:p>
             <w:pPr>
-              <w:spacing w:after="0"/>
+              <w:spacing w:after="0" w:line="276" w:lineRule="auto" w:before="0"/>
+              <w:snapToGrid w:val="0"/>
             </w:pPr>
             <w:r>
               <w:rPr>
@@ -2888,7 +3358,8 @@
           </w:tcPr>
           <w:p>
             <w:pPr>
-              <w:spacing w:after="0"/>
+              <w:spacing w:after="0" w:line="276" w:lineRule="auto" w:before="0"/>
+              <w:snapToGrid w:val="0"/>
             </w:pPr>
             <w:r>
               <w:rPr>
@@ -2911,7 +3382,8 @@
           </w:tcPr>
           <w:p>
             <w:pPr>
-              <w:spacing w:after="0"/>
+              <w:spacing w:after="0" w:line="276" w:lineRule="auto" w:before="0"/>
+              <w:snapToGrid w:val="0"/>
             </w:pPr>
             <w:r>
               <w:rPr>
@@ -2929,7 +3401,8 @@
           </w:tcPr>
           <w:p>
             <w:pPr>
-              <w:spacing w:after="0"/>
+              <w:spacing w:after="0" w:line="276" w:lineRule="auto" w:before="0"/>
+              <w:snapToGrid w:val="0"/>
             </w:pPr>
             <w:r>
               <w:rPr>
@@ -2947,7 +3420,8 @@
           </w:tcPr>
           <w:p>
             <w:pPr>
-              <w:spacing w:after="0"/>
+              <w:spacing w:after="0" w:line="276" w:lineRule="auto" w:before="0"/>
+              <w:snapToGrid w:val="0"/>
             </w:pPr>
             <w:r>
               <w:rPr>
@@ -2970,7 +3444,8 @@
           </w:tcPr>
           <w:p>
             <w:pPr>
-              <w:spacing w:after="0"/>
+              <w:spacing w:after="0" w:line="276" w:lineRule="auto" w:before="0"/>
+              <w:snapToGrid w:val="0"/>
             </w:pPr>
             <w:r>
               <w:rPr>
@@ -2988,7 +3463,8 @@
           </w:tcPr>
           <w:p>
             <w:pPr>
-              <w:spacing w:after="0"/>
+              <w:spacing w:after="0" w:line="276" w:lineRule="auto" w:before="0"/>
+              <w:snapToGrid w:val="0"/>
             </w:pPr>
             <w:r>
               <w:rPr>
@@ -3006,7 +3482,8 @@
           </w:tcPr>
           <w:p>
             <w:pPr>
-              <w:spacing w:after="0"/>
+              <w:spacing w:after="0" w:line="276" w:lineRule="auto" w:before="0"/>
+              <w:snapToGrid w:val="0"/>
             </w:pPr>
             <w:r>
               <w:rPr>
@@ -3029,7 +3506,8 @@
           </w:tcPr>
           <w:p>
             <w:pPr>
-              <w:spacing w:after="0"/>
+              <w:spacing w:after="0" w:line="276" w:lineRule="auto" w:before="0"/>
+              <w:snapToGrid w:val="0"/>
             </w:pPr>
             <w:r>
               <w:rPr>
@@ -3047,7 +3525,8 @@
           </w:tcPr>
           <w:p>
             <w:pPr>
-              <w:spacing w:after="0"/>
+              <w:spacing w:after="0" w:line="276" w:lineRule="auto" w:before="0"/>
+              <w:snapToGrid w:val="0"/>
             </w:pPr>
             <w:r>
               <w:rPr>
@@ -3065,7 +3544,8 @@
           </w:tcPr>
           <w:p>
             <w:pPr>
-              <w:spacing w:after="0"/>
+              <w:spacing w:after="0" w:line="276" w:lineRule="auto" w:before="0"/>
+              <w:snapToGrid w:val="0"/>
             </w:pPr>
             <w:r>
               <w:rPr>
@@ -3073,6 +3553,254 @@
                 <w:sz w:val="19"/>
               </w:rPr>
               <w:t>金额大于零；外键；家庭/日期索引</w:t>
+            </w:r>
+          </w:p>
+        </w:tc>
+      </w:tr>
+      <w:tr>
+        <w:trPr>
+          <w:cantSplit/>
+        </w:trPr>
+        <w:tc>
+          <w:tcPr>
+            <w:tcW w:type="dxa" w:w="1800"/>
+            <w:vAlign w:val="center"/>
+          </w:tcPr>
+          <w:p>
+            <w:pPr>
+              <w:spacing w:after="0" w:line="276" w:lineRule="auto" w:before="0"/>
+              <w:snapToGrid w:val="0"/>
+            </w:pPr>
+            <w:r>
+              <w:rPr>
+                <w:rFonts w:ascii="宋体" w:hAnsi="宋体" w:eastAsia="宋体"/>
+                <w:sz w:val="19"/>
+              </w:rPr>
+              <w:t>monthly_budget</w:t>
+            </w:r>
+          </w:p>
+        </w:tc>
+        <w:tc>
+          <w:tcPr>
+            <w:tcW w:type="dxa" w:w="3888"/>
+            <w:vAlign w:val="center"/>
+          </w:tcPr>
+          <w:p>
+            <w:pPr>
+              <w:spacing w:after="0" w:line="276" w:lineRule="auto" w:before="0"/>
+              <w:snapToGrid w:val="0"/>
+            </w:pPr>
+            <w:r>
+              <w:rPr>
+                <w:rFonts w:ascii="宋体" w:hAnsi="宋体" w:eastAsia="宋体"/>
+                <w:sz w:val="19"/>
+              </w:rPr>
+              <w:t>家庭、月份、可空分类、金额</w:t>
+            </w:r>
+          </w:p>
+        </w:tc>
+        <w:tc>
+          <w:tcPr>
+            <w:tcW w:type="dxa" w:w="2808"/>
+            <w:vAlign w:val="center"/>
+          </w:tcPr>
+          <w:p>
+            <w:pPr>
+              <w:spacing w:after="0" w:line="276" w:lineRule="auto" w:before="0"/>
+              <w:snapToGrid w:val="0"/>
+            </w:pPr>
+            <w:r>
+              <w:rPr>
+                <w:rFonts w:ascii="宋体" w:hAnsi="宋体" w:eastAsia="宋体"/>
+                <w:sz w:val="19"/>
+              </w:rPr>
+              <w:t>家庭/月份/分类唯一；月份为月首</w:t>
+            </w:r>
+          </w:p>
+        </w:tc>
+      </w:tr>
+      <w:tr>
+        <w:trPr>
+          <w:cantSplit/>
+        </w:trPr>
+        <w:tc>
+          <w:tcPr>
+            <w:tcW w:type="dxa" w:w="1800"/>
+            <w:vAlign w:val="center"/>
+          </w:tcPr>
+          <w:p>
+            <w:pPr>
+              <w:spacing w:after="0" w:line="276" w:lineRule="auto" w:before="0"/>
+              <w:snapToGrid w:val="0"/>
+            </w:pPr>
+            <w:r>
+              <w:rPr>
+                <w:rFonts w:ascii="宋体" w:hAnsi="宋体" w:eastAsia="宋体"/>
+                <w:sz w:val="19"/>
+              </w:rPr>
+              <w:t>recurring_template</w:t>
+            </w:r>
+          </w:p>
+        </w:tc>
+        <w:tc>
+          <w:tcPr>
+            <w:tcW w:type="dxa" w:w="3888"/>
+            <w:vAlign w:val="center"/>
+          </w:tcPr>
+          <w:p>
+            <w:pPr>
+              <w:spacing w:after="0" w:line="276" w:lineRule="auto" w:before="0"/>
+              <w:snapToGrid w:val="0"/>
+            </w:pPr>
+            <w:r>
+              <w:rPr>
+                <w:rFonts w:ascii="宋体" w:hAnsi="宋体" w:eastAsia="宋体"/>
+                <w:sz w:val="19"/>
+              </w:rPr>
+              <w:t>家庭、成员、分类、金额、每月日期、状态</w:t>
+            </w:r>
+          </w:p>
+        </w:tc>
+        <w:tc>
+          <w:tcPr>
+            <w:tcW w:type="dxa" w:w="2808"/>
+            <w:vAlign w:val="center"/>
+          </w:tcPr>
+          <w:p>
+            <w:pPr>
+              <w:spacing w:after="0" w:line="276" w:lineRule="auto" w:before="0"/>
+              <w:snapToGrid w:val="0"/>
+            </w:pPr>
+            <w:r>
+              <w:rPr>
+                <w:rFonts w:ascii="宋体" w:hAnsi="宋体" w:eastAsia="宋体"/>
+                <w:sz w:val="19"/>
+              </w:rPr>
+              <w:t>每月日期 1 至 31；金额大于零</w:t>
+            </w:r>
+          </w:p>
+        </w:tc>
+      </w:tr>
+      <w:tr>
+        <w:trPr>
+          <w:cantSplit/>
+        </w:trPr>
+        <w:tc>
+          <w:tcPr>
+            <w:tcW w:type="dxa" w:w="1800"/>
+            <w:vAlign w:val="center"/>
+          </w:tcPr>
+          <w:p>
+            <w:pPr>
+              <w:spacing w:after="0" w:line="276" w:lineRule="auto" w:before="0"/>
+              <w:snapToGrid w:val="0"/>
+            </w:pPr>
+            <w:r>
+              <w:rPr>
+                <w:rFonts w:ascii="宋体" w:hAnsi="宋体" w:eastAsia="宋体"/>
+                <w:sz w:val="19"/>
+              </w:rPr>
+              <w:t>recurring_generation</w:t>
+            </w:r>
+          </w:p>
+        </w:tc>
+        <w:tc>
+          <w:tcPr>
+            <w:tcW w:type="dxa" w:w="3888"/>
+            <w:vAlign w:val="center"/>
+          </w:tcPr>
+          <w:p>
+            <w:pPr>
+              <w:spacing w:after="0" w:line="276" w:lineRule="auto" w:before="0"/>
+              <w:snapToGrid w:val="0"/>
+            </w:pPr>
+            <w:r>
+              <w:rPr>
+                <w:rFonts w:ascii="宋体" w:hAnsi="宋体" w:eastAsia="宋体"/>
+                <w:sz w:val="19"/>
+              </w:rPr>
+              <w:t>模板、生成月份、流水 ID</w:t>
+            </w:r>
+          </w:p>
+        </w:tc>
+        <w:tc>
+          <w:tcPr>
+            <w:tcW w:type="dxa" w:w="2808"/>
+            <w:vAlign w:val="center"/>
+          </w:tcPr>
+          <w:p>
+            <w:pPr>
+              <w:spacing w:after="0" w:line="276" w:lineRule="auto" w:before="0"/>
+              <w:snapToGrid w:val="0"/>
+            </w:pPr>
+            <w:r>
+              <w:rPr>
+                <w:rFonts w:ascii="宋体" w:hAnsi="宋体" w:eastAsia="宋体"/>
+                <w:sz w:val="19"/>
+              </w:rPr>
+              <w:t>模板/月份唯一，防止重复生成</w:t>
+            </w:r>
+          </w:p>
+        </w:tc>
+      </w:tr>
+      <w:tr>
+        <w:trPr>
+          <w:cantSplit/>
+        </w:trPr>
+        <w:tc>
+          <w:tcPr>
+            <w:tcW w:type="dxa" w:w="1800"/>
+            <w:vAlign w:val="center"/>
+          </w:tcPr>
+          <w:p>
+            <w:pPr>
+              <w:spacing w:after="0" w:line="276" w:lineRule="auto" w:before="0"/>
+              <w:snapToGrid w:val="0"/>
+            </w:pPr>
+            <w:r>
+              <w:rPr>
+                <w:rFonts w:ascii="宋体" w:hAnsi="宋体" w:eastAsia="宋体"/>
+                <w:sz w:val="19"/>
+              </w:rPr>
+              <w:t>audit_log</w:t>
+            </w:r>
+          </w:p>
+        </w:tc>
+        <w:tc>
+          <w:tcPr>
+            <w:tcW w:type="dxa" w:w="3888"/>
+            <w:vAlign w:val="center"/>
+          </w:tcPr>
+          <w:p>
+            <w:pPr>
+              <w:spacing w:after="0" w:line="276" w:lineRule="auto" w:before="0"/>
+              <w:snapToGrid w:val="0"/>
+            </w:pPr>
+            <w:r>
+              <w:rPr>
+                <w:rFonts w:ascii="宋体" w:hAnsi="宋体" w:eastAsia="宋体"/>
+                <w:sz w:val="19"/>
+              </w:rPr>
+              <w:t>家庭、操作者、动作、对象、摘要、时间</w:t>
+            </w:r>
+          </w:p>
+        </w:tc>
+        <w:tc>
+          <w:tcPr>
+            <w:tcW w:type="dxa" w:w="2808"/>
+            <w:vAlign w:val="center"/>
+          </w:tcPr>
+          <w:p>
+            <w:pPr>
+              <w:spacing w:after="0" w:line="276" w:lineRule="auto" w:before="0"/>
+              <w:snapToGrid w:val="0"/>
+            </w:pPr>
+            <w:r>
+              <w:rPr>
+                <w:rFonts w:ascii="宋体" w:hAnsi="宋体" w:eastAsia="宋体"/>
+                <w:sz w:val="19"/>
+              </w:rPr>
+              <w:t>按家庭/时间查询；不记录密码</w:t>
             </w:r>
           </w:p>
         </w:tc>
@@ -3085,13 +3813,16 @@
     </w:p>
     <w:p>
       <w:pPr>
+        <w:pStyle w:val="Heading2"/>
         <w:keepNext/>
+        <w:pageBreakBefore w:val="0"/>
         <w:spacing w:before="140" w:after="120"/>
       </w:pPr>
       <w:r>
         <w:rPr>
           <w:rFonts w:ascii="黑体" w:hAnsi="黑体" w:eastAsia="黑体"/>
           <w:b/>
+          <w:color w:val="000000"/>
           <w:sz w:val="24"/>
         </w:rPr>
         <w:t>3.5 权限、安全与社会责任</w:t>
@@ -3113,19 +3844,17 @@
       </w:r>
     </w:p>
     <w:p>
-      <w:r>
-        <w:br w:type="page"/>
-      </w:r>
-    </w:p>
-    <w:p>
       <w:pPr>
+        <w:pStyle w:val="Heading1"/>
         <w:keepNext/>
+        <w:pageBreakBefore w:val="0"/>
         <w:spacing w:before="200" w:after="120"/>
       </w:pPr>
       <w:r>
         <w:rPr>
           <w:rFonts w:ascii="黑体" w:hAnsi="黑体" w:eastAsia="黑体"/>
           <w:b/>
+          <w:color w:val="000000"/>
           <w:sz w:val="28"/>
         </w:rPr>
         <w:t>四、详细设计</w:t>
@@ -3133,13 +3862,16 @@
     </w:p>
     <w:p>
       <w:pPr>
+        <w:pStyle w:val="Heading2"/>
         <w:keepNext/>
+        <w:pageBreakBefore w:val="0"/>
         <w:spacing w:before="140" w:after="120"/>
       </w:pPr>
       <w:r>
         <w:rPr>
           <w:rFonts w:ascii="黑体" w:hAnsi="黑体" w:eastAsia="黑体"/>
           <w:b/>
+          <w:color w:val="000000"/>
           <w:sz w:val="24"/>
         </w:rPr>
         <w:t>4.1 代码组织与负责文件</w:t>
@@ -3152,6 +3884,20 @@
         <w:jc w:val="center"/>
         <w:tblLayout w:type="fixed"/>
         <w:tblLook w:firstColumn="1" w:firstRow="1" w:lastColumn="0" w:lastRow="0" w:noHBand="0" w:noVBand="1" w:val="04A0"/>
+        <w:tblBorders>
+          <w:top w:val="single" w:sz="4" w:color="D9D9D9"/>
+          <w:left w:val="single" w:sz="4" w:color="D9D9D9"/>
+          <w:bottom w:val="single" w:sz="4" w:color="D9D9D9"/>
+          <w:right w:val="single" w:sz="4" w:color="D9D9D9"/>
+          <w:insideH w:val="single" w:sz="4" w:color="D9D9D9"/>
+          <w:insideV w:val="single" w:sz="4" w:color="D9D9D9"/>
+        </w:tblBorders>
+        <w:tblCellMar>
+          <w:top w:w="60" w:type="dxa"/>
+          <w:bottom w:w="60" w:type="dxa"/>
+          <w:left w:w="80" w:type="dxa"/>
+          <w:right w:w="80" w:type="dxa"/>
+        </w:tblCellMar>
       </w:tblPr>
       <w:tblGrid>
         <w:gridCol w:w="4419"/>
@@ -3170,7 +3916,9 @@
           </w:tcPr>
           <w:p>
             <w:pPr>
+              <w:spacing w:line="276" w:lineRule="auto" w:before="0" w:after="0"/>
               <w:jc w:val="center"/>
+              <w:snapToGrid w:val="0"/>
             </w:pPr>
             <w:r>
               <w:rPr>
@@ -3190,7 +3938,9 @@
           </w:tcPr>
           <w:p>
             <w:pPr>
+              <w:spacing w:line="276" w:lineRule="auto" w:before="0" w:after="0"/>
               <w:jc w:val="center"/>
+              <w:snapToGrid w:val="0"/>
             </w:pPr>
             <w:r>
               <w:rPr>
@@ -3214,7 +3964,8 @@
           </w:tcPr>
           <w:p>
             <w:pPr>
-              <w:spacing w:after="0"/>
+              <w:spacing w:after="0" w:line="276" w:lineRule="auto" w:before="0"/>
+              <w:snapToGrid w:val="0"/>
             </w:pPr>
             <w:r>
               <w:rPr>
@@ -3232,7 +3983,8 @@
           </w:tcPr>
           <w:p>
             <w:pPr>
-              <w:spacing w:after="0"/>
+              <w:spacing w:after="0" w:line="276" w:lineRule="auto" w:before="0"/>
+              <w:snapToGrid w:val="0"/>
             </w:pPr>
             <w:r>
               <w:rPr>
@@ -3255,7 +4007,8 @@
           </w:tcPr>
           <w:p>
             <w:pPr>
-              <w:spacing w:after="0"/>
+              <w:spacing w:after="0" w:line="276" w:lineRule="auto" w:before="0"/>
+              <w:snapToGrid w:val="0"/>
             </w:pPr>
             <w:r>
               <w:rPr>
@@ -3273,7 +4026,8 @@
           </w:tcPr>
           <w:p>
             <w:pPr>
-              <w:spacing w:after="0"/>
+              <w:spacing w:after="0" w:line="276" w:lineRule="auto" w:before="0"/>
+              <w:snapToGrid w:val="0"/>
             </w:pPr>
             <w:r>
               <w:rPr>
@@ -3296,7 +4050,8 @@
           </w:tcPr>
           <w:p>
             <w:pPr>
-              <w:spacing w:after="0"/>
+              <w:spacing w:after="0" w:line="276" w:lineRule="auto" w:before="0"/>
+              <w:snapToGrid w:val="0"/>
             </w:pPr>
             <w:r>
               <w:rPr>
@@ -3314,7 +4069,8 @@
           </w:tcPr>
           <w:p>
             <w:pPr>
-              <w:spacing w:after="0"/>
+              <w:spacing w:after="0" w:line="276" w:lineRule="auto" w:before="0"/>
+              <w:snapToGrid w:val="0"/>
             </w:pPr>
             <w:r>
               <w:rPr>
@@ -3337,7 +4093,51 @@
           </w:tcPr>
           <w:p>
             <w:pPr>
-              <w:spacing w:after="0"/>
+              <w:spacing w:after="0" w:line="276" w:lineRule="auto" w:before="0"/>
+              <w:snapToGrid w:val="0"/>
+            </w:pPr>
+            <w:r>
+              <w:rPr>
+                <w:rFonts w:ascii="宋体" w:hAnsi="宋体" w:eastAsia="宋体"/>
+                <w:sz w:val="19"/>
+              </w:rPr>
+              <w:t>新增页面</w:t>
+            </w:r>
+          </w:p>
+        </w:tc>
+        <w:tc>
+          <w:tcPr>
+            <w:tcW w:type="dxa" w:w="6768"/>
+            <w:vAlign w:val="center"/>
+          </w:tcPr>
+          <w:p>
+            <w:pPr>
+              <w:spacing w:after="0" w:line="276" w:lineRule="auto" w:before="0"/>
+              <w:snapToGrid w:val="0"/>
+            </w:pPr>
+            <w:r>
+              <w:rPr>
+                <w:rFonts w:ascii="宋体" w:hAnsi="宋体" w:eastAsia="宋体"/>
+                <w:sz w:val="19"/>
+              </w:rPr>
+              <w:t>BudgetsView.vue、RecurringView.vue、AuditLogsView.vue</w:t>
+            </w:r>
+          </w:p>
+        </w:tc>
+      </w:tr>
+      <w:tr>
+        <w:trPr>
+          <w:cantSplit/>
+        </w:trPr>
+        <w:tc>
+          <w:tcPr>
+            <w:tcW w:type="dxa" w:w="1728"/>
+            <w:vAlign w:val="center"/>
+          </w:tcPr>
+          <w:p>
+            <w:pPr>
+              <w:spacing w:after="0" w:line="276" w:lineRule="auto" w:before="0"/>
+              <w:snapToGrid w:val="0"/>
             </w:pPr>
             <w:r>
               <w:rPr>
@@ -3355,7 +4155,8 @@
           </w:tcPr>
           <w:p>
             <w:pPr>
-              <w:spacing w:after="0"/>
+              <w:spacing w:after="0" w:line="276" w:lineRule="auto" w:before="0"/>
+              <w:snapToGrid w:val="0"/>
             </w:pPr>
             <w:r>
               <w:rPr>
@@ -3378,7 +4179,8 @@
           </w:tcPr>
           <w:p>
             <w:pPr>
-              <w:spacing w:after="0"/>
+              <w:spacing w:after="0" w:line="276" w:lineRule="auto" w:before="0"/>
+              <w:snapToGrid w:val="0"/>
             </w:pPr>
             <w:r>
               <w:rPr>
@@ -3396,14 +4198,15 @@
           </w:tcPr>
           <w:p>
             <w:pPr>
-              <w:spacing w:after="0"/>
+              <w:spacing w:after="0" w:line="276" w:lineRule="auto" w:before="0"/>
+              <w:snapToGrid w:val="0"/>
             </w:pPr>
             <w:r>
               <w:rPr>
                 <w:rFonts w:ascii="宋体" w:hAnsi="宋体" w:eastAsia="宋体"/>
                 <w:sz w:val="19"/>
               </w:rPr>
-              <w:t>styles/tokens.css、main.css、src/__tests__/*</w:t>
+              <w:t>styles/tokens.css、各模块样式、login-background.css、src/__tests__/*</w:t>
             </w:r>
           </w:p>
         </w:tc>
@@ -3416,13 +4219,16 @@
     </w:p>
     <w:p>
       <w:pPr>
+        <w:pStyle w:val="Heading2"/>
         <w:keepNext/>
+        <w:pageBreakBefore w:val="0"/>
         <w:spacing w:before="140" w:after="120"/>
       </w:pPr>
       <w:r>
         <w:rPr>
           <w:rFonts w:ascii="黑体" w:hAnsi="黑体" w:eastAsia="黑体"/>
           <w:b/>
+          <w:color w:val="000000"/>
           <w:sz w:val="24"/>
         </w:rPr>
         <w:t>4.2 会话恢复与路由守卫</w:t>
@@ -3440,97 +4246,36 @@
           <w:b w:val="0"/>
           <w:sz w:val="22"/>
         </w:rPr>
-        <w:t>auth store 保存当前用户和恢复状态。进入受保护路由前先调用 `/api/auth/me`；未登录跳转登录，已登录未入户跳转 onboarding，已入户进入业务页。Axios 收到 401 时清理会话，收到真实 403 时发布事件进入专用页面，404 由前端兜底路由处理。</w:t>
+        <w:t>auth store 保存当前用户和恢复状态。路由守卫在会话恢复后区分未登录、未入户和已入户；Axios 收到真实 403 时发布 family-finance:forbidden 事件，App.vue 监听后进入权限页面。404 由前端兜底路由处理。</w:t>
       </w:r>
     </w:p>
-    <w:tbl>
-      <w:tblPr>
-        <w:tblStyle w:val="TableGrid"/>
-        <w:tblW w:type="auto" w:w="0"/>
-        <w:jc w:val="center"/>
-        <w:tblLook w:firstColumn="1" w:firstRow="1" w:lastColumn="0" w:lastRow="0" w:noHBand="0" w:noVBand="1" w:val="04A0"/>
-      </w:tblPr>
-      <w:tblGrid>
-        <w:gridCol w:w="8838"/>
-      </w:tblGrid>
-      <w:tr>
-        <w:tc>
-          <w:tcPr>
-            <w:tcW w:type="dxa" w:w="8838"/>
-            <w:shd w:fill="F5F7FA"/>
-          </w:tcPr>
-          <w:p>
-            <w:pPr>
-              <w:spacing w:before="80" w:after="80"/>
-            </w:pPr>
-            <w:r>
-              <w:rPr>
-                <w:rFonts w:ascii="Consolas" w:hAnsi="Consolas" w:eastAsia="宋体"/>
-                <w:sz w:val="17"/>
-              </w:rPr>
-              <w:t>if (status === 401) {</w:t>
-              <w:br/>
-            </w:r>
-            <w:r>
-              <w:rPr>
-                <w:rFonts w:ascii="Consolas" w:hAnsi="Consolas" w:eastAsia="宋体"/>
-                <w:sz w:val="17"/>
-              </w:rPr>
-              <w:t xml:space="preserve">  window.dispatchEvent(new CustomEvent('auth:unauthorized'))</w:t>
-              <w:br/>
-            </w:r>
-            <w:r>
-              <w:rPr>
-                <w:rFonts w:ascii="Consolas" w:hAnsi="Consolas" w:eastAsia="宋体"/>
-                <w:sz w:val="17"/>
-              </w:rPr>
-              <w:t>}</w:t>
-              <w:br/>
-            </w:r>
-            <w:r>
-              <w:rPr>
-                <w:rFonts w:ascii="Consolas" w:hAnsi="Consolas" w:eastAsia="宋体"/>
-                <w:sz w:val="17"/>
-              </w:rPr>
-              <w:t>if (status === 403) {</w:t>
-              <w:br/>
-            </w:r>
-            <w:r>
-              <w:rPr>
-                <w:rFonts w:ascii="Consolas" w:hAnsi="Consolas" w:eastAsia="宋体"/>
-                <w:sz w:val="17"/>
-              </w:rPr>
-              <w:t xml:space="preserve">  window.dispatchEvent(new CustomEvent('auth:forbidden'))</w:t>
-              <w:br/>
-            </w:r>
-            <w:r>
-              <w:rPr>
-                <w:rFonts w:ascii="Consolas" w:hAnsi="Consolas" w:eastAsia="宋体"/>
-                <w:sz w:val="17"/>
-              </w:rPr>
-              <w:t>}</w:t>
-              <w:br/>
-            </w:r>
-            <w:r>
-              <w:rPr>
-                <w:rFonts w:ascii="Consolas" w:hAnsi="Consolas" w:eastAsia="宋体"/>
-                <w:sz w:val="17"/>
-              </w:rPr>
-              <w:t>// App.vue 分别导航到 /login 或 /forbidden</w:t>
-            </w:r>
-          </w:p>
-        </w:tc>
-      </w:tr>
-    </w:tbl>
     <w:p>
       <w:pPr>
+        <w:spacing w:line="360" w:lineRule="auto" w:after="80"/>
+        <w:ind w:firstLine="440"/>
+        <w:jc w:val="both"/>
+      </w:pPr>
+      <w:r>
+        <w:rPr>
+          <w:rFonts w:ascii="宋体" w:hAnsi="宋体" w:eastAsia="宋体"/>
+          <w:b w:val="0"/>
+          <w:sz w:val="22"/>
+        </w:rPr>
+        <w:t>实现位置：api/client.ts 的 FORBIDDEN_EVENT、App.vue 的事件监听、router/index.ts 的路由守卫。页面路由采用动态导入，避免登录时同步加载所有业务页面。</w:t>
+      </w:r>
+    </w:p>
+    <w:p>
+      <w:pPr>
+        <w:pStyle w:val="Heading2"/>
         <w:keepNext/>
+        <w:pageBreakBefore w:val="0"/>
         <w:spacing w:before="140" w:after="120"/>
       </w:pPr>
       <w:r>
         <w:rPr>
           <w:rFonts w:ascii="黑体" w:hAnsi="黑体" w:eastAsia="黑体"/>
           <w:b/>
+          <w:color w:val="000000"/>
           <w:sz w:val="24"/>
         </w:rPr>
         <w:t>4.3 仪表盘数据映射</w:t>
@@ -3548,105 +4293,36 @@
           <w:b w:val="0"/>
           <w:sz w:val="22"/>
         </w:rPr>
-        <w:t>DashboardView 维护本月、近 3 个月、今年和自定义时间范围，计算起止日期后调用统计接口。totals 映射三张金额卡片，trend 映射 ECharts 折线/面积图，categoryBreakdown 按收入支出切换，memberComparisons 显示每人收入、支出与结余。</w:t>
+        <w:t>DashboardView 维护本月、近 3 个月、今年和自定义时间范围，计算起止日期后调用统计接口。totals 映射三张金额卡片，trend 映射 ECharts 折线/面积图，composition 按收入支出切换，members 显示每人收入、支出与结余。</w:t>
       </w:r>
     </w:p>
-    <w:tbl>
-      <w:tblPr>
-        <w:tblStyle w:val="TableGrid"/>
-        <w:tblW w:type="auto" w:w="0"/>
-        <w:jc w:val="center"/>
-        <w:tblLook w:firstColumn="1" w:firstRow="1" w:lastColumn="0" w:lastRow="0" w:noHBand="0" w:noVBand="1" w:val="04A0"/>
-      </w:tblPr>
-      <w:tblGrid>
-        <w:gridCol w:w="8838"/>
-      </w:tblGrid>
-      <w:tr>
-        <w:tc>
-          <w:tcPr>
-            <w:tcW w:type="dxa" w:w="8838"/>
-            <w:shd w:fill="F5F7FA"/>
-          </w:tcPr>
-          <w:p>
-            <w:pPr>
-              <w:spacing w:before="80" w:after="80"/>
-            </w:pPr>
-            <w:r>
-              <w:rPr>
-                <w:rFonts w:ascii="Consolas" w:hAnsi="Consolas" w:eastAsia="宋体"/>
-                <w:sz w:val="17"/>
-              </w:rPr>
-              <w:t>const loadDashboard = async () =&gt; {</w:t>
-              <w:br/>
-            </w:r>
-            <w:r>
-              <w:rPr>
-                <w:rFonts w:ascii="Consolas" w:hAnsi="Consolas" w:eastAsia="宋体"/>
-                <w:sz w:val="17"/>
-              </w:rPr>
-              <w:t xml:space="preserve">  loading.value = true</w:t>
-              <w:br/>
-            </w:r>
-            <w:r>
-              <w:rPr>
-                <w:rFonts w:ascii="Consolas" w:hAnsi="Consolas" w:eastAsia="宋体"/>
-                <w:sz w:val="17"/>
-              </w:rPr>
-              <w:t xml:space="preserve">  try {</w:t>
-              <w:br/>
-            </w:r>
-            <w:r>
-              <w:rPr>
-                <w:rFonts w:ascii="Consolas" w:hAnsi="Consolas" w:eastAsia="宋体"/>
-                <w:sz w:val="17"/>
-              </w:rPr>
-              <w:t xml:space="preserve">    dashboard.value = await getDashboard(activeRange.value)</w:t>
-              <w:br/>
-            </w:r>
-            <w:r>
-              <w:rPr>
-                <w:rFonts w:ascii="Consolas" w:hAnsi="Consolas" w:eastAsia="宋体"/>
-                <w:sz w:val="17"/>
-              </w:rPr>
-              <w:t xml:space="preserve">  } finally {</w:t>
-              <w:br/>
-            </w:r>
-            <w:r>
-              <w:rPr>
-                <w:rFonts w:ascii="Consolas" w:hAnsi="Consolas" w:eastAsia="宋体"/>
-                <w:sz w:val="17"/>
-              </w:rPr>
-              <w:t xml:space="preserve">    loading.value = false</w:t>
-              <w:br/>
-            </w:r>
-            <w:r>
-              <w:rPr>
-                <w:rFonts w:ascii="Consolas" w:hAnsi="Consolas" w:eastAsia="宋体"/>
-                <w:sz w:val="17"/>
-              </w:rPr>
-              <w:t xml:space="preserve">  }</w:t>
-              <w:br/>
-            </w:r>
-            <w:r>
-              <w:rPr>
-                <w:rFonts w:ascii="Consolas" w:hAnsi="Consolas" w:eastAsia="宋体"/>
-                <w:sz w:val="17"/>
-              </w:rPr>
-              <w:t>}</w:t>
-            </w:r>
-          </w:p>
-        </w:tc>
-      </w:tr>
-    </w:tbl>
     <w:p>
       <w:pPr>
+        <w:spacing w:line="360" w:lineRule="auto" w:after="80"/>
+        <w:ind w:firstLine="440"/>
+        <w:jc w:val="both"/>
+      </w:pPr>
+      <w:r>
+        <w:rPr>
+          <w:rFonts w:ascii="宋体" w:hAnsi="宋体" w:eastAsia="宋体"/>
+          <w:b w:val="0"/>
+          <w:sz w:val="22"/>
+        </w:rPr>
+        <w:t>新增月度报告和统计摘要；TrendChart 模块化注册所需 ECharts 图表、组件与渲染器，并提供可读文本摘要。预算和环比信息需要清楚标明统计月份与比较基准，不能把等长上期环比解释为同比。</w:t>
+      </w:r>
+    </w:p>
+    <w:p>
+      <w:pPr>
+        <w:pStyle w:val="Heading2"/>
         <w:keepNext/>
+        <w:pageBreakBefore w:val="0"/>
         <w:spacing w:before="140" w:after="120"/>
       </w:pPr>
       <w:r>
         <w:rPr>
           <w:rFonts w:ascii="黑体" w:hAnsi="黑体" w:eastAsia="黑体"/>
           <w:b/>
+          <w:color w:val="000000"/>
           <w:sz w:val="24"/>
         </w:rPr>
         <w:t>4.4 表单与业务页面</w:t>
@@ -3669,13 +4345,31 @@
     </w:p>
     <w:p>
       <w:pPr>
+        <w:spacing w:line="360" w:lineRule="auto" w:after="80"/>
+        <w:ind w:firstLine="440"/>
+        <w:jc w:val="both"/>
+      </w:pPr>
+      <w:r>
+        <w:rPr>
+          <w:rFonts w:ascii="宋体" w:hAnsi="宋体" w:eastAsia="宋体"/>
+          <w:b w:val="0"/>
+          <w:sz w:val="22"/>
+        </w:rPr>
+        <w:t>流水页面监听 new 查询参数，支持同路由打开记账抽屉，关闭后清理参数；默认今天改为本地日期计算。CSV 导出采用同源下载地址，导入以预览、错误确认和提交组成闭环。预算和日志按角色控制操作入口，后端仍独立校验权限。</w:t>
+      </w:r>
+    </w:p>
+    <w:p>
+      <w:pPr>
+        <w:pStyle w:val="Heading2"/>
         <w:keepNext/>
+        <w:pageBreakBefore w:val="0"/>
         <w:spacing w:before="140" w:after="120"/>
       </w:pPr>
       <w:r>
         <w:rPr>
           <w:rFonts w:ascii="黑体" w:hAnsi="黑体" w:eastAsia="黑体"/>
           <w:b/>
+          <w:color w:val="000000"/>
           <w:sz w:val="24"/>
         </w:rPr>
         <w:t>4.5 响应式与视觉</w:t>
@@ -3693,18 +4387,21 @@
           <w:b w:val="0"/>
           <w:sz w:val="22"/>
         </w:rPr>
-        <w:t>应用壳使用浅灰背景、白色大圆角画布和胶囊导航。品牌蓝、深色、收入绿、支出红通过 CSS token 统一。桌面流水使用表格，手机隐藏表格并使用卡片；时间范围、家庭通行证和成员金额区允许换行，390px 下页面滚动宽度与视口一致。</w:t>
+        <w:t>风格 C 采用蓝色、朱红与纸白，借助清晰的分栏、细线和账页感建立信息层级。登录页新增蓝色纸张、账本、铅笔和住宅插画，正文与输入卡片保持对比度，左上角商标仅在登录页隐藏。背景资源为本地 PNG，不依赖第三方在线图片。桌面流水用表格，手机用卡片；移动端背景增加遮罩保证文字可读。</w:t>
       </w:r>
     </w:p>
     <w:p>
       <w:pPr>
+        <w:pStyle w:val="Heading2"/>
         <w:keepNext/>
+        <w:pageBreakBefore w:val="0"/>
         <w:spacing w:before="140" w:after="120"/>
       </w:pPr>
       <w:r>
         <w:rPr>
           <w:rFonts w:ascii="黑体" w:hAnsi="黑体" w:eastAsia="黑体"/>
           <w:b/>
+          <w:color w:val="000000"/>
           <w:sz w:val="24"/>
         </w:rPr>
         <w:t>4.6 前端测试</w:t>
@@ -3722,23 +4419,21 @@
           <w:b w:val="0"/>
           <w:sz w:val="22"/>
         </w:rPr>
-        <w:t>Vitest 与 Vue Test Utils 覆盖认证恢复、路由守卫、Axios 401/403、角色操作显隐、收支表单联动、仪表盘范围、邀请码复制、修改密码退出和 403 页面。最终还执行 TypeScript 类型检查和 Vite 生产构建，并在 1440px 与 390px 浏览器视口验收。</w:t>
-      </w:r>
-    </w:p>
-    <w:p>
-      <w:r>
-        <w:br w:type="page"/>
+        <w:t>当前已记录 25 个前端测试通过，类型检查与 Vite 生产构建通过；登录页背景与商标修改后再次通过生产构建，并检查桌面与窄屏效果。本次材料同步重新采集真实页面截图，不把截图采集等同于全量功能或所有设备验证。</w:t>
       </w:r>
     </w:p>
     <w:p>
       <w:pPr>
+        <w:pStyle w:val="Heading1"/>
         <w:keepNext/>
+        <w:pageBreakBefore w:val="0"/>
         <w:spacing w:before="200" w:after="120"/>
       </w:pPr>
       <w:r>
         <w:rPr>
           <w:rFonts w:ascii="黑体" w:hAnsi="黑体" w:eastAsia="黑体"/>
           <w:b/>
+          <w:color w:val="000000"/>
           <w:sz w:val="28"/>
         </w:rPr>
         <w:t>五、设计结果</w:t>
@@ -3756,7 +4451,7 @@
           <w:b w:val="0"/>
           <w:sz w:val="22"/>
         </w:rPr>
-        <w:t>以下界面来自当前本机运行的最终系统，使用演示家庭数据获取；截图不含密码、Cookie、Token 或私人浏览器信息。</w:t>
+        <w:t>以下为 2026 年 9 月 6 日从本地运行系统采集的真实视口截图，长页面仅展示局部。登录截图清空凭据，业务截图中的成员及流水使用演示家庭数据。</w:t>
       </w:r>
     </w:p>
     <w:p>
@@ -3767,8 +4462,8 @@
       <w:r>
         <w:drawing>
           <wp:inline xmlns:a="http://schemas.openxmlformats.org/drawingml/2006/main" xmlns:pic="http://schemas.openxmlformats.org/drawingml/2006/picture">
-            <wp:extent cx="5394960" cy="3429707"/>
-            <wp:docPr id="1" name="Picture 1"/>
+            <wp:extent cx="5394960" cy="3034665"/>
+            <wp:docPr id="1" name="Picture 1" descr="图 5-1 登录页：蓝色纸感插画背景，移除左上角商标"/>
             <wp:cNvGraphicFramePr>
               <a:graphicFrameLocks noChangeAspect="1"/>
             </wp:cNvGraphicFramePr>
@@ -3788,7 +4483,7 @@
                   <pic:spPr>
                     <a:xfrm>
                       <a:off x="0" y="0"/>
-                      <a:ext cx="5394960" cy="3429707"/>
+                      <a:ext cx="5394960" cy="3034665"/>
                     </a:xfrm>
                     <a:prstGeom prst="rect"/>
                   </pic:spPr>
@@ -3809,7 +4504,7 @@
           <w:rFonts w:ascii="宋体" w:hAnsi="宋体" w:eastAsia="宋体"/>
           <w:sz w:val="20"/>
         </w:rPr>
-        <w:t>图 5-1 登录页：品牌化认证入口和清晰表单层级</w:t>
+        <w:t>图 5-1 登录页：蓝色纸感插画背景，移除左上角商标</w:t>
       </w:r>
     </w:p>
     <w:p>
@@ -3820,8 +4515,8 @@
       <w:r>
         <w:drawing>
           <wp:inline xmlns:a="http://schemas.openxmlformats.org/drawingml/2006/main" xmlns:pic="http://schemas.openxmlformats.org/drawingml/2006/picture">
-            <wp:extent cx="5394960" cy="3429707"/>
-            <wp:docPr id="2" name="Picture 2"/>
+            <wp:extent cx="5394960" cy="3036531"/>
+            <wp:docPr id="2" name="Picture 2" descr="图 5-2 月报页局部：时间范围、本期金额和环比"/>
             <wp:cNvGraphicFramePr>
               <a:graphicFrameLocks noChangeAspect="1"/>
             </wp:cNvGraphicFramePr>
@@ -3841,7 +4536,7 @@
                   <pic:spPr>
                     <a:xfrm>
                       <a:off x="0" y="0"/>
-                      <a:ext cx="5394960" cy="3429707"/>
+                      <a:ext cx="5394960" cy="3036531"/>
                     </a:xfrm>
                     <a:prstGeom prst="rect"/>
                   </pic:spPr>
@@ -3862,12 +4557,7 @@
           <w:rFonts w:ascii="宋体" w:hAnsi="宋体" w:eastAsia="宋体"/>
           <w:sz w:val="20"/>
         </w:rPr>
-        <w:t>图 5-2 仪表盘：时间范围、KPI、趋势和收支构成</w:t>
-      </w:r>
-    </w:p>
-    <w:p>
-      <w:r>
-        <w:br w:type="page"/>
+        <w:t>图 5-2 月报页局部：时间范围、本期金额和环比</w:t>
       </w:r>
     </w:p>
     <w:p>
@@ -3878,8 +4568,8 @@
       <w:r>
         <w:drawing>
           <wp:inline xmlns:a="http://schemas.openxmlformats.org/drawingml/2006/main" xmlns:pic="http://schemas.openxmlformats.org/drawingml/2006/picture">
-            <wp:extent cx="5394960" cy="3429707"/>
-            <wp:docPr id="3" name="Picture 3"/>
+            <wp:extent cx="5394960" cy="3036531"/>
+            <wp:docPr id="3" name="Picture 3" descr="图 5-3 收支明细：筛选栏、表格和记一笔入口"/>
             <wp:cNvGraphicFramePr>
               <a:graphicFrameLocks noChangeAspect="1"/>
             </wp:cNvGraphicFramePr>
@@ -3899,7 +4589,7 @@
                   <pic:spPr>
                     <a:xfrm>
                       <a:off x="0" y="0"/>
-                      <a:ext cx="5394960" cy="3429707"/>
+                      <a:ext cx="5394960" cy="3036531"/>
                     </a:xfrm>
                     <a:prstGeom prst="rect"/>
                   </pic:spPr>
@@ -3931,8 +4621,8 @@
       <w:r>
         <w:drawing>
           <wp:inline xmlns:a="http://schemas.openxmlformats.org/drawingml/2006/main" xmlns:pic="http://schemas.openxmlformats.org/drawingml/2006/picture">
-            <wp:extent cx="5394960" cy="3429707"/>
-            <wp:docPr id="4" name="Picture 4"/>
+            <wp:extent cx="5394960" cy="3036531"/>
+            <wp:docPr id="4" name="Picture 4" descr="图 5-4 家庭成员：家庭通行证与角色化操作"/>
             <wp:cNvGraphicFramePr>
               <a:graphicFrameLocks noChangeAspect="1"/>
             </wp:cNvGraphicFramePr>
@@ -3952,7 +4642,7 @@
                   <pic:spPr>
                     <a:xfrm>
                       <a:off x="0" y="0"/>
-                      <a:ext cx="5394960" cy="3429707"/>
+                      <a:ext cx="5394960" cy="3036531"/>
                     </a:xfrm>
                     <a:prstGeom prst="rect"/>
                   </pic:spPr>
@@ -3979,12 +4669,121 @@
     <w:p>
       <w:pPr>
         <w:keepNext/>
+        <w:jc w:val="center"/>
+      </w:pPr>
+      <w:r>
+        <w:drawing>
+          <wp:inline xmlns:a="http://schemas.openxmlformats.org/drawingml/2006/main" xmlns:pic="http://schemas.openxmlformats.org/drawingml/2006/picture">
+            <wp:extent cx="5394960" cy="3036531"/>
+            <wp:docPr id="5" name="Picture 5" descr="图 5-5 预算页局部：总预算未设置时的真实状态"/>
+            <wp:cNvGraphicFramePr>
+              <a:graphicFrameLocks noChangeAspect="1"/>
+            </wp:cNvGraphicFramePr>
+            <a:graphic>
+              <a:graphicData uri="http://schemas.openxmlformats.org/drawingml/2006/picture">
+                <pic:pic>
+                  <pic:nvPicPr>
+                    <pic:cNvPr id="0" name="07-budgets.png"/>
+                    <pic:cNvPicPr/>
+                  </pic:nvPicPr>
+                  <pic:blipFill>
+                    <a:blip r:embed="rId14"/>
+                    <a:stretch>
+                      <a:fillRect/>
+                    </a:stretch>
+                  </pic:blipFill>
+                  <pic:spPr>
+                    <a:xfrm>
+                      <a:off x="0" y="0"/>
+                      <a:ext cx="5394960" cy="3036531"/>
+                    </a:xfrm>
+                    <a:prstGeom prst="rect"/>
+                  </pic:spPr>
+                </pic:pic>
+              </a:graphicData>
+            </a:graphic>
+          </wp:inline>
+        </w:drawing>
+      </w:r>
+    </w:p>
+    <w:p>
+      <w:pPr>
+        <w:spacing w:after="160"/>
+        <w:jc w:val="center"/>
+      </w:pPr>
+      <w:r>
+        <w:rPr>
+          <w:rFonts w:ascii="宋体" w:hAnsi="宋体" w:eastAsia="宋体"/>
+          <w:sz w:val="20"/>
+        </w:rPr>
+        <w:t>图 5-5 预算页局部：总预算未设置时的真实状态</w:t>
+      </w:r>
+    </w:p>
+    <w:p>
+      <w:pPr>
+        <w:keepNext/>
+        <w:jc w:val="center"/>
+      </w:pPr>
+      <w:r>
+        <w:drawing>
+          <wp:inline xmlns:a="http://schemas.openxmlformats.org/drawingml/2006/main" xmlns:pic="http://schemas.openxmlformats.org/drawingml/2006/picture">
+            <wp:extent cx="5394960" cy="3036531"/>
+            <wp:docPr id="6" name="Picture 6" descr="图 5-6 周期记账页面：模板管理与按月生成入口"/>
+            <wp:cNvGraphicFramePr>
+              <a:graphicFrameLocks noChangeAspect="1"/>
+            </wp:cNvGraphicFramePr>
+            <a:graphic>
+              <a:graphicData uri="http://schemas.openxmlformats.org/drawingml/2006/picture">
+                <pic:pic>
+                  <pic:nvPicPr>
+                    <pic:cNvPr id="0" name="08-recurring.png"/>
+                    <pic:cNvPicPr/>
+                  </pic:nvPicPr>
+                  <pic:blipFill>
+                    <a:blip r:embed="rId15"/>
+                    <a:stretch>
+                      <a:fillRect/>
+                    </a:stretch>
+                  </pic:blipFill>
+                  <pic:spPr>
+                    <a:xfrm>
+                      <a:off x="0" y="0"/>
+                      <a:ext cx="5394960" cy="3036531"/>
+                    </a:xfrm>
+                    <a:prstGeom prst="rect"/>
+                  </pic:spPr>
+                </pic:pic>
+              </a:graphicData>
+            </a:graphic>
+          </wp:inline>
+        </w:drawing>
+      </w:r>
+    </w:p>
+    <w:p>
+      <w:pPr>
+        <w:spacing w:after="160"/>
+        <w:jc w:val="center"/>
+      </w:pPr>
+      <w:r>
+        <w:rPr>
+          <w:rFonts w:ascii="宋体" w:hAnsi="宋体" w:eastAsia="宋体"/>
+          <w:sz w:val="20"/>
+        </w:rPr>
+        <w:t>图 5-6 周期记账页面：模板管理与按月生成入口</w:t>
+      </w:r>
+    </w:p>
+    <w:p>
+      <w:pPr>
+        <w:pStyle w:val="Heading2"/>
+        <w:keepNext/>
+        <w:pageBreakBefore w:val="0"/>
         <w:spacing w:before="140" w:after="120"/>
       </w:pPr>
       <w:r>
         <w:rPr>
           <w:rFonts w:ascii="黑体" w:hAnsi="黑体" w:eastAsia="黑体"/>
           <w:b/>
+          <w:color w:val="000000"/>
           <w:sz w:val="24"/>
         </w:rPr>
         <w:t>5.1 结果说明</w:t>
@@ -4002,23 +4801,21 @@
           <w:b w:val="0"/>
           <w:sz w:val="22"/>
         </w:rPr>
-        <w:t>认证、仪表盘、收支和家庭成员页面使用同一应用壳、导航和状态规范，信息层级清晰；主要动作位于稳定位置，适合桌面演示，并已完成手机布局验收。</w:t>
-      </w:r>
-    </w:p>
-    <w:p>
-      <w:r>
-        <w:br w:type="page"/>
+        <w:t>业务页面使用统一应用壳、导航和状态规范；认证页面采用独立纸感背景。已有窄屏布局检查，本节截图展示桌面入口，不代替完整移动端交互验收。</w:t>
       </w:r>
     </w:p>
     <w:p>
       <w:pPr>
+        <w:pStyle w:val="Heading1"/>
         <w:keepNext/>
+        <w:pageBreakBefore w:val="0"/>
         <w:spacing w:before="200" w:after="120"/>
       </w:pPr>
       <w:r>
         <w:rPr>
           <w:rFonts w:ascii="黑体" w:hAnsi="黑体" w:eastAsia="黑体"/>
           <w:b/>
+          <w:color w:val="000000"/>
           <w:sz w:val="28"/>
         </w:rPr>
         <w:t>设计总结</w:t>
@@ -4036,18 +4833,21 @@
           <w:b w:val="0"/>
           <w:sz w:val="22"/>
         </w:rPr>
-        <w:t>在本项目中，我负责把后端接口组织为完整的 Vue 用户动线。前端通过 Pinia 恢复会话，通过路由守卫区分未登录、未入户和已入户状态，通过 Axios 拦截器分别处理 401 与 403。仪表盘把同一统计 DTO 映射为金额卡片、趋势图、构成和成员对比；流水页面在桌面使用表格，在手机使用卡片，保持主要操作一致。测试重点覆盖角色显隐、表单联动、密码更新退出和错误页面。后续可以按需进行图表按需加载以降低构建包体积，但现有 warning 不影响本机课程演示。</w:t>
+        <w:t>本报告说明后端接口如何组织为 Vue 用户动线。前端通过 Pinia 恢复会话，通过路由守卫区分未登录、未入户和已入户状态，通过 Axios 拦截器转发 403 事件。仪表盘把统计 DTO 映射为金额卡片、趋势图、构成、成员对比和月度报告；流水页面在桌面使用表格，在手机使用卡片，保持主要操作一致。测试重点覆盖角色显隐、表单联动、密码更新退出和错误页面。路由、Element Plus 与 ECharts 已采用懒加载或按需引入；登录页在确定的蓝色与朱红配色上加入纸张、账本和住宅插画，并去掉左上角商标。后续应继续验证不同浏览器下载结果和辅助技术体验。</w:t>
       </w:r>
     </w:p>
     <w:p>
       <w:pPr>
+        <w:pStyle w:val="Heading2"/>
         <w:keepNext/>
+        <w:pageBreakBefore w:val="0"/>
         <w:spacing w:before="140" w:after="120"/>
       </w:pPr>
       <w:r>
         <w:rPr>
           <w:rFonts w:ascii="黑体" w:hAnsi="黑体" w:eastAsia="黑体"/>
           <w:b/>
+          <w:color w:val="000000"/>
           <w:sz w:val="24"/>
         </w:rPr>
         <w:t>存在问题与改进方向</w:t>
@@ -4065,7 +4865,39 @@
           <w:b w:val="0"/>
           <w:sz w:val="22"/>
         </w:rPr>
-        <w:t>当前系统定位为本机课程设计，不包含多家庭、预算、通知、附件、导入导出、银行同步和公网部署。前端生产构建存在 ECharts/Element Plus 合并包体积 warning，但不影响演示。后续若课程要求变化，应先更新需求文档和验收标准，再决定是否扩展；不应为展示复杂度而提前引入微服务、缓存或消息队列。</w:t>
+        <w:t>当前系统已经包含预算、CSV 导入导出、周期记账、统计增强与审计；仍不包含多家庭切换、附件、通知、银行同步和公网部署。浏览器下载文件落盘与内容核对尚缺独立留证，不能仅凭 Toast 声称下载完成。后续优先补足边界回归、不同浏览器兼容性和辅助技术检查，不将课程系统宣传为真实资金管理或投资建议工具。</w:t>
+      </w:r>
+    </w:p>
+    <w:p>
+      <w:pPr>
+        <w:pStyle w:val="Heading2"/>
+        <w:keepNext/>
+        <w:pageBreakBefore w:val="0"/>
+        <w:spacing w:before="140" w:after="120"/>
+      </w:pPr>
+      <w:r>
+        <w:rPr>
+          <w:rFonts w:ascii="黑体" w:hAnsi="黑体" w:eastAsia="黑体"/>
+          <w:b/>
+          <w:color w:val="000000"/>
+          <w:sz w:val="24"/>
+        </w:rPr>
+        <w:t>版本与验证依据</w:t>
+      </w:r>
+    </w:p>
+    <w:p>
+      <w:pPr>
+        <w:spacing w:line="360" w:lineRule="auto" w:after="80"/>
+        <w:ind w:firstLine="440"/>
+        <w:jc w:val="both"/>
+      </w:pPr>
+      <w:r>
+        <w:rPr>
+          <w:rFonts w:ascii="宋体" w:hAnsi="宋体" w:eastAsia="宋体"/>
+          <w:b w:val="0"/>
+          <w:sz w:val="22"/>
+        </w:rPr>
+        <w:t>材料更新日期：2026 年 9 月 6 日。功能扩展对应提交 6ac2e4b，CSV 前端调整对应 179f4ac，另包含当前工作区登录页视觉更新。此前后端 clean verify 为 18 个测试、0 失败，前端为 25 个测试并通过类型检查与构建；完整命令、历史记录及剩余验收项见 docs/stages/05-测试验收与报告素材.md。上述结果不是本次文档更新重新运行的全量测试。</w:t>
       </w:r>
     </w:p>
     <w:sectPr>
